--- a/experimentalRecord.docx
+++ b/experimentalRecord.docx
@@ -2712,8 +2712,175 @@
         </w:rPr>
         <w:t>可以不考虑遮挡吗？</w:t>
       </w:r>
+    </w:p>
+    <w:p>
+      <w:pPr>
+        <w:rPr>
+          <w:rFonts w:hint="default"/>
+          <w:lang w:val="en-US" w:eastAsia="zh-CN"/>
+        </w:rPr>
+      </w:pPr>
+    </w:p>
+    <w:p>
+      <w:pPr>
+        <w:rPr>
+          <w:rFonts w:hint="default"/>
+          <w:lang w:val="en-US" w:eastAsia="zh-CN"/>
+        </w:rPr>
+      </w:pPr>
+    </w:p>
+    <w:p>
+      <w:pPr>
+        <w:rPr>
+          <w:rFonts w:hint="default"/>
+          <w:lang w:val="en-US" w:eastAsia="zh-CN"/>
+        </w:rPr>
+      </w:pPr>
+    </w:p>
+    <w:p>
+      <w:pPr>
+        <w:rPr>
+          <w:rFonts w:hint="default"/>
+          <w:lang w:val="en-US" w:eastAsia="zh-CN"/>
+        </w:rPr>
+      </w:pPr>
+    </w:p>
+    <w:p>
+      <w:pPr>
+        <w:rPr>
+          <w:rFonts w:hint="default"/>
+          <w:lang w:val="en-US" w:eastAsia="zh-CN"/>
+        </w:rPr>
+      </w:pPr>
+    </w:p>
+    <w:p>
+      <w:pPr>
+        <w:rPr>
+          <w:rFonts w:hint="default"/>
+          <w:lang w:val="en-US" w:eastAsia="zh-CN"/>
+        </w:rPr>
+      </w:pPr>
+    </w:p>
+    <w:p>
+      <w:pPr>
+        <w:rPr>
+          <w:rFonts w:hint="default"/>
+          <w:lang w:val="en-US" w:eastAsia="zh-CN"/>
+        </w:rPr>
+      </w:pPr>
+    </w:p>
+    <w:p>
+      <w:pPr>
+        <w:rPr>
+          <w:rFonts w:hint="default"/>
+          <w:lang w:val="en-US" w:eastAsia="zh-CN"/>
+        </w:rPr>
+      </w:pPr>
+      <w:r>
+        <w:rPr>
+          <w:rFonts w:hint="eastAsia"/>
+          <w:lang w:val="en-US" w:eastAsia="zh-CN"/>
+        </w:rPr>
+        <w:t>------------------------------------</w:t>
+      </w:r>
+    </w:p>
+    <w:p>
+      <w:pPr>
+        <w:rPr>
+          <w:rFonts w:hint="default"/>
+          <w:lang w:val="en-US" w:eastAsia="zh-CN"/>
+        </w:rPr>
+      </w:pPr>
+    </w:p>
+    <w:p>
+      <w:pPr>
+        <w:rPr>
+          <w:rFonts w:hint="default"/>
+          <w:lang w:val="en-US" w:eastAsia="zh-CN"/>
+        </w:rPr>
+      </w:pPr>
+    </w:p>
+    <w:p>
+      <w:pPr>
+        <w:rPr>
+          <w:rFonts w:hint="default"/>
+          <w:lang w:val="en-US" w:eastAsia="zh-CN"/>
+        </w:rPr>
+      </w:pPr>
+    </w:p>
+    <w:p>
+      <w:pPr>
+        <w:rPr>
+          <w:rFonts w:hint="default"/>
+          <w:lang w:val="en-US" w:eastAsia="zh-CN"/>
+        </w:rPr>
+      </w:pPr>
+    </w:p>
+    <w:p>
+      <w:pPr>
+        <w:rPr>
+          <w:rFonts w:hint="default"/>
+          <w:lang w:val="en-US" w:eastAsia="zh-CN"/>
+        </w:rPr>
+      </w:pPr>
       <w:bookmarkStart w:id="0" w:name="_GoBack"/>
       <w:bookmarkEnd w:id="0"/>
+    </w:p>
+    <w:p>
+      <w:pPr>
+        <w:rPr>
+          <w:rFonts w:hint="default"/>
+          <w:lang w:val="en-US" w:eastAsia="zh-CN"/>
+        </w:rPr>
+      </w:pPr>
+    </w:p>
+    <w:p>
+      <w:pPr>
+        <w:rPr>
+          <w:rFonts w:hint="default"/>
+          <w:lang w:val="en-US" w:eastAsia="zh-CN"/>
+        </w:rPr>
+      </w:pPr>
+    </w:p>
+    <w:p>
+      <w:pPr>
+        <w:rPr>
+          <w:rFonts w:hint="default"/>
+          <w:lang w:val="en-US" w:eastAsia="zh-CN"/>
+        </w:rPr>
+      </w:pPr>
+    </w:p>
+    <w:p>
+      <w:pPr>
+        <w:rPr>
+          <w:rFonts w:hint="default"/>
+          <w:lang w:val="en-US" w:eastAsia="zh-CN"/>
+        </w:rPr>
+      </w:pPr>
+    </w:p>
+    <w:p>
+      <w:pPr>
+        <w:rPr>
+          <w:rFonts w:hint="default"/>
+          <w:lang w:val="en-US" w:eastAsia="zh-CN"/>
+        </w:rPr>
+      </w:pPr>
+    </w:p>
+    <w:p>
+      <w:pPr>
+        <w:rPr>
+          <w:rFonts w:hint="default"/>
+          <w:lang w:val="en-US" w:eastAsia="zh-CN"/>
+        </w:rPr>
+      </w:pPr>
+    </w:p>
+    <w:p>
+      <w:pPr>
+        <w:rPr>
+          <w:rFonts w:hint="default"/>
+          <w:lang w:val="en-US" w:eastAsia="zh-CN"/>
+        </w:rPr>
+      </w:pPr>
     </w:p>
     <w:p>
       <w:pPr>

--- a/experimentalRecord.docx
+++ b/experimentalRecord.docx
@@ -2802,69 +2802,2418 @@
     </w:p>
     <w:p>
       <w:pPr>
-        <w:rPr>
-          <w:rFonts w:hint="default"/>
-          <w:lang w:val="en-US" w:eastAsia="zh-CN"/>
-        </w:rPr>
-      </w:pPr>
-    </w:p>
-    <w:p>
-      <w:pPr>
-        <w:rPr>
-          <w:rFonts w:hint="default"/>
-          <w:lang w:val="en-US" w:eastAsia="zh-CN"/>
-        </w:rPr>
-      </w:pPr>
-    </w:p>
-    <w:p>
-      <w:pPr>
-        <w:rPr>
-          <w:rFonts w:hint="default"/>
-          <w:lang w:val="en-US" w:eastAsia="zh-CN"/>
-        </w:rPr>
-      </w:pPr>
-      <w:bookmarkStart w:id="0" w:name="_GoBack"/>
-      <w:bookmarkEnd w:id="0"/>
-    </w:p>
-    <w:p>
-      <w:pPr>
-        <w:rPr>
-          <w:rFonts w:hint="default"/>
-          <w:lang w:val="en-US" w:eastAsia="zh-CN"/>
-        </w:rPr>
-      </w:pPr>
-    </w:p>
-    <w:p>
-      <w:pPr>
-        <w:rPr>
-          <w:rFonts w:hint="default"/>
-          <w:lang w:val="en-US" w:eastAsia="zh-CN"/>
-        </w:rPr>
-      </w:pPr>
-    </w:p>
-    <w:p>
-      <w:pPr>
-        <w:rPr>
-          <w:rFonts w:hint="default"/>
-          <w:lang w:val="en-US" w:eastAsia="zh-CN"/>
-        </w:rPr>
-      </w:pPr>
-    </w:p>
-    <w:p>
-      <w:pPr>
-        <w:rPr>
-          <w:rFonts w:hint="default"/>
-          <w:lang w:val="en-US" w:eastAsia="zh-CN"/>
-        </w:rPr>
-      </w:pPr>
-    </w:p>
-    <w:p>
-      <w:pPr>
-        <w:rPr>
-          <w:rFonts w:hint="default"/>
-          <w:lang w:val="en-US" w:eastAsia="zh-CN"/>
-        </w:rPr>
-      </w:pPr>
+        <w:keepNext w:val="0"/>
+        <w:keepLines w:val="0"/>
+        <w:widowControl/>
+        <w:suppressLineNumbers w:val="0"/>
+        <w:shd w:val="clear" w:fill="1F1F1F"/>
+        <w:spacing w:line="228" w:lineRule="atLeast"/>
+        <w:jc w:val="left"/>
+        <w:rPr>
+          <w:rFonts w:hint="default" w:ascii="Consolas" w:hAnsi="Consolas" w:eastAsia="Consolas" w:cs="Consolas"/>
+          <w:b w:val="0"/>
+          <w:bCs w:val="0"/>
+          <w:color w:val="9CDCFE"/>
+          <w:kern w:val="0"/>
+          <w:sz w:val="16"/>
+          <w:szCs w:val="16"/>
+          <w:shd w:val="clear" w:fill="1F1F1F"/>
+          <w:lang w:val="en-US" w:eastAsia="zh-CN" w:bidi="ar"/>
+        </w:rPr>
+      </w:pPr>
+    </w:p>
+    <w:p>
+      <w:pPr>
+        <w:keepNext w:val="0"/>
+        <w:keepLines w:val="0"/>
+        <w:widowControl/>
+        <w:suppressLineNumbers w:val="0"/>
+        <w:shd w:val="clear" w:fill="1F1F1F"/>
+        <w:spacing w:line="228" w:lineRule="atLeast"/>
+        <w:jc w:val="left"/>
+        <w:rPr>
+          <w:rFonts w:ascii="Consolas" w:hAnsi="Consolas" w:eastAsia="Consolas" w:cs="Consolas"/>
+          <w:b w:val="0"/>
+          <w:bCs w:val="0"/>
+          <w:color w:val="CCCCCC"/>
+          <w:sz w:val="16"/>
+          <w:szCs w:val="16"/>
+        </w:rPr>
+      </w:pPr>
+      <w:r>
+        <w:rPr>
+          <w:rFonts w:hint="default" w:ascii="Consolas" w:hAnsi="Consolas" w:eastAsia="Consolas" w:cs="Consolas"/>
+          <w:b w:val="0"/>
+          <w:bCs w:val="0"/>
+          <w:color w:val="9CDCFE"/>
+          <w:kern w:val="0"/>
+          <w:sz w:val="16"/>
+          <w:szCs w:val="16"/>
+          <w:shd w:val="clear" w:fill="1F1F1F"/>
+          <w:lang w:val="en-US" w:eastAsia="zh-CN" w:bidi="ar"/>
+        </w:rPr>
+        <w:t>config_A26_03_01C</w:t>
+      </w:r>
+      <w:r>
+        <w:rPr>
+          <w:rFonts w:hint="default" w:ascii="Consolas" w:hAnsi="Consolas" w:eastAsia="Consolas" w:cs="Consolas"/>
+          <w:b w:val="0"/>
+          <w:bCs w:val="0"/>
+          <w:color w:val="CCCCCC"/>
+          <w:kern w:val="0"/>
+          <w:sz w:val="16"/>
+          <w:szCs w:val="16"/>
+          <w:shd w:val="clear" w:fill="1F1F1F"/>
+          <w:lang w:val="en-US" w:eastAsia="zh-CN" w:bidi="ar"/>
+        </w:rPr>
+        <w:t xml:space="preserve"> </w:t>
+      </w:r>
+      <w:r>
+        <w:rPr>
+          <w:rFonts w:hint="default" w:ascii="Consolas" w:hAnsi="Consolas" w:eastAsia="Consolas" w:cs="Consolas"/>
+          <w:b w:val="0"/>
+          <w:bCs w:val="0"/>
+          <w:color w:val="6A9955"/>
+          <w:kern w:val="0"/>
+          <w:sz w:val="16"/>
+          <w:szCs w:val="16"/>
+          <w:shd w:val="clear" w:fill="1F1F1F"/>
+          <w:lang w:val="en-US" w:eastAsia="zh-CN" w:bidi="ar"/>
+        </w:rPr>
+        <w:t>#没软体</w:t>
+      </w:r>
+    </w:p>
+    <w:p>
+      <w:pPr>
+        <w:keepNext w:val="0"/>
+        <w:keepLines w:val="0"/>
+        <w:widowControl/>
+        <w:suppressLineNumbers w:val="0"/>
+        <w:shd w:val="clear" w:fill="1F1F1F"/>
+        <w:spacing w:line="228" w:lineRule="atLeast"/>
+        <w:jc w:val="left"/>
+        <w:rPr>
+          <w:rFonts w:ascii="Consolas" w:hAnsi="Consolas" w:eastAsia="Consolas" w:cs="Consolas"/>
+          <w:b w:val="0"/>
+          <w:bCs w:val="0"/>
+          <w:color w:val="CCCCCC"/>
+          <w:sz w:val="16"/>
+          <w:szCs w:val="16"/>
+        </w:rPr>
+      </w:pPr>
+      <w:r>
+        <w:rPr>
+          <w:rFonts w:hint="default" w:ascii="Consolas" w:hAnsi="Consolas" w:eastAsia="Consolas" w:cs="Consolas"/>
+          <w:b w:val="0"/>
+          <w:bCs w:val="0"/>
+          <w:color w:val="9CDCFE"/>
+          <w:kern w:val="0"/>
+          <w:sz w:val="16"/>
+          <w:szCs w:val="16"/>
+          <w:shd w:val="clear" w:fill="1F1F1F"/>
+          <w:lang w:val="en-US" w:eastAsia="zh-CN" w:bidi="ar"/>
+        </w:rPr>
+        <w:t>config_A26_03_01D</w:t>
+      </w:r>
+      <w:r>
+        <w:rPr>
+          <w:rFonts w:hint="default" w:ascii="Consolas" w:hAnsi="Consolas" w:eastAsia="Consolas" w:cs="Consolas"/>
+          <w:b w:val="0"/>
+          <w:bCs w:val="0"/>
+          <w:color w:val="CCCCCC"/>
+          <w:kern w:val="0"/>
+          <w:sz w:val="16"/>
+          <w:szCs w:val="16"/>
+          <w:shd w:val="clear" w:fill="1F1F1F"/>
+          <w:lang w:val="en-US" w:eastAsia="zh-CN" w:bidi="ar"/>
+        </w:rPr>
+        <w:t xml:space="preserve"> </w:t>
+      </w:r>
+      <w:r>
+        <w:rPr>
+          <w:rFonts w:hint="default" w:ascii="Consolas" w:hAnsi="Consolas" w:eastAsia="Consolas" w:cs="Consolas"/>
+          <w:b w:val="0"/>
+          <w:bCs w:val="0"/>
+          <w:color w:val="6A9955"/>
+          <w:kern w:val="0"/>
+          <w:sz w:val="16"/>
+          <w:szCs w:val="16"/>
+          <w:shd w:val="clear" w:fill="1F1F1F"/>
+          <w:lang w:val="en-US" w:eastAsia="zh-CN" w:bidi="ar"/>
+        </w:rPr>
+        <w:t>#没软体和流体</w:t>
+      </w:r>
+    </w:p>
+    <w:p>
+      <w:pPr>
+        <w:keepNext w:val="0"/>
+        <w:keepLines w:val="0"/>
+        <w:widowControl/>
+        <w:suppressLineNumbers w:val="0"/>
+        <w:shd w:val="clear" w:fill="1F1F1F"/>
+        <w:spacing w:line="228" w:lineRule="atLeast"/>
+        <w:jc w:val="left"/>
+        <w:rPr>
+          <w:rFonts w:hint="default" w:ascii="Consolas" w:hAnsi="Consolas" w:eastAsia="Consolas" w:cs="Consolas"/>
+          <w:b w:val="0"/>
+          <w:bCs w:val="0"/>
+          <w:color w:val="9CDCFE"/>
+          <w:kern w:val="0"/>
+          <w:sz w:val="16"/>
+          <w:szCs w:val="16"/>
+          <w:shd w:val="clear" w:fill="1F1F1F"/>
+          <w:lang w:val="en-US" w:eastAsia="zh-CN" w:bidi="ar"/>
+        </w:rPr>
+      </w:pPr>
+    </w:p>
+    <w:p>
+      <w:pPr>
+        <w:keepNext w:val="0"/>
+        <w:keepLines w:val="0"/>
+        <w:widowControl/>
+        <w:suppressLineNumbers w:val="0"/>
+        <w:shd w:val="clear" w:fill="1F1F1F"/>
+        <w:spacing w:line="228" w:lineRule="atLeast"/>
+        <w:jc w:val="left"/>
+        <w:rPr>
+          <w:rFonts w:ascii="Consolas" w:hAnsi="Consolas" w:eastAsia="Consolas" w:cs="Consolas"/>
+          <w:b w:val="0"/>
+          <w:bCs w:val="0"/>
+          <w:color w:val="CCCCCC"/>
+          <w:sz w:val="16"/>
+          <w:szCs w:val="16"/>
+        </w:rPr>
+      </w:pPr>
+      <w:r>
+        <w:rPr>
+          <w:rFonts w:hint="default" w:ascii="Consolas" w:hAnsi="Consolas" w:eastAsia="Consolas" w:cs="Consolas"/>
+          <w:b w:val="0"/>
+          <w:bCs w:val="0"/>
+          <w:color w:val="9CDCFE"/>
+          <w:kern w:val="0"/>
+          <w:sz w:val="16"/>
+          <w:szCs w:val="16"/>
+          <w:shd w:val="clear" w:fill="1F1F1F"/>
+          <w:lang w:val="en-US" w:eastAsia="zh-CN" w:bidi="ar"/>
+        </w:rPr>
+        <w:t>config_A26_03_02G</w:t>
+      </w:r>
+      <w:r>
+        <w:rPr>
+          <w:rFonts w:hint="default" w:ascii="Consolas" w:hAnsi="Consolas" w:eastAsia="Consolas" w:cs="Consolas"/>
+          <w:b w:val="0"/>
+          <w:bCs w:val="0"/>
+          <w:color w:val="CCCCCC"/>
+          <w:kern w:val="0"/>
+          <w:sz w:val="16"/>
+          <w:szCs w:val="16"/>
+          <w:shd w:val="clear" w:fill="1F1F1F"/>
+          <w:lang w:val="en-US" w:eastAsia="zh-CN" w:bidi="ar"/>
+        </w:rPr>
+        <w:t xml:space="preserve"> </w:t>
+      </w:r>
+      <w:r>
+        <w:rPr>
+          <w:rFonts w:hint="default" w:ascii="Consolas" w:hAnsi="Consolas" w:eastAsia="Consolas" w:cs="Consolas"/>
+          <w:b w:val="0"/>
+          <w:bCs w:val="0"/>
+          <w:color w:val="6A9955"/>
+          <w:kern w:val="0"/>
+          <w:sz w:val="16"/>
+          <w:szCs w:val="16"/>
+          <w:shd w:val="clear" w:fill="1F1F1F"/>
+          <w:lang w:val="en-US" w:eastAsia="zh-CN" w:bidi="ar"/>
+        </w:rPr>
+        <w:t>#去除自适应特征</w:t>
+      </w:r>
+    </w:p>
+    <w:p>
+      <w:pPr>
+        <w:keepNext w:val="0"/>
+        <w:keepLines w:val="0"/>
+        <w:widowControl/>
+        <w:suppressLineNumbers w:val="0"/>
+        <w:shd w:val="clear" w:fill="1F1F1F"/>
+        <w:spacing w:line="228" w:lineRule="atLeast"/>
+        <w:jc w:val="left"/>
+        <w:rPr>
+          <w:rFonts w:hint="default" w:ascii="Consolas" w:hAnsi="Consolas" w:eastAsia="Consolas" w:cs="Consolas"/>
+          <w:b w:val="0"/>
+          <w:bCs w:val="0"/>
+          <w:color w:val="9CDCFE"/>
+          <w:kern w:val="0"/>
+          <w:sz w:val="16"/>
+          <w:szCs w:val="16"/>
+          <w:shd w:val="clear" w:fill="1F1F1F"/>
+          <w:lang w:val="en-US" w:eastAsia="zh-CN" w:bidi="ar"/>
+        </w:rPr>
+      </w:pPr>
+    </w:p>
+    <w:p>
+      <w:pPr>
+        <w:keepNext w:val="0"/>
+        <w:keepLines w:val="0"/>
+        <w:widowControl/>
+        <w:suppressLineNumbers w:val="0"/>
+        <w:shd w:val="clear" w:fill="1F1F1F"/>
+        <w:spacing w:line="228" w:lineRule="atLeast"/>
+        <w:jc w:val="left"/>
+        <w:rPr>
+          <w:rFonts w:hint="default" w:ascii="Consolas" w:hAnsi="Consolas" w:eastAsia="Consolas" w:cs="Consolas"/>
+          <w:b w:val="0"/>
+          <w:bCs w:val="0"/>
+          <w:color w:val="9CDCFE"/>
+          <w:kern w:val="0"/>
+          <w:sz w:val="16"/>
+          <w:szCs w:val="16"/>
+          <w:shd w:val="clear" w:fill="1F1F1F"/>
+          <w:lang w:val="en-US" w:eastAsia="zh-CN" w:bidi="ar"/>
+        </w:rPr>
+      </w:pPr>
+    </w:p>
+    <w:p>
+      <w:pPr>
+        <w:keepNext w:val="0"/>
+        <w:keepLines w:val="0"/>
+        <w:widowControl/>
+        <w:suppressLineNumbers w:val="0"/>
+        <w:shd w:val="clear" w:fill="1F1F1F"/>
+        <w:spacing w:line="228" w:lineRule="atLeast"/>
+        <w:jc w:val="left"/>
+        <w:rPr>
+          <w:rFonts w:ascii="Consolas" w:hAnsi="Consolas" w:eastAsia="Consolas" w:cs="Consolas"/>
+          <w:b w:val="0"/>
+          <w:bCs w:val="0"/>
+          <w:color w:val="CCCCCC"/>
+          <w:sz w:val="16"/>
+          <w:szCs w:val="16"/>
+        </w:rPr>
+      </w:pPr>
+      <w:r>
+        <w:rPr>
+          <w:rFonts w:hint="default" w:ascii="Consolas" w:hAnsi="Consolas" w:eastAsia="Consolas" w:cs="Consolas"/>
+          <w:b w:val="0"/>
+          <w:bCs w:val="0"/>
+          <w:color w:val="9CDCFE"/>
+          <w:kern w:val="0"/>
+          <w:sz w:val="16"/>
+          <w:szCs w:val="16"/>
+          <w:shd w:val="clear" w:fill="1F1F1F"/>
+          <w:lang w:val="en-US" w:eastAsia="zh-CN" w:bidi="ar"/>
+        </w:rPr>
+        <w:t>config_A26_03_01H</w:t>
+      </w:r>
+      <w:r>
+        <w:rPr>
+          <w:rFonts w:hint="eastAsia" w:ascii="Consolas" w:hAnsi="Consolas" w:eastAsia="Consolas" w:cs="Consolas"/>
+          <w:b w:val="0"/>
+          <w:bCs w:val="0"/>
+          <w:color w:val="9CDCFE"/>
+          <w:kern w:val="0"/>
+          <w:sz w:val="16"/>
+          <w:szCs w:val="16"/>
+          <w:shd w:val="clear" w:fill="1F1F1F"/>
+          <w:lang w:val="en-US" w:eastAsia="zh-CN" w:bidi="ar"/>
+        </w:rPr>
+        <w:t xml:space="preserve"> </w:t>
+      </w:r>
+      <w:r>
+        <w:rPr>
+          <w:rFonts w:hint="default" w:ascii="Consolas" w:hAnsi="Consolas" w:eastAsia="Consolas" w:cs="Consolas"/>
+          <w:b w:val="0"/>
+          <w:bCs w:val="0"/>
+          <w:color w:val="6A9955"/>
+          <w:kern w:val="0"/>
+          <w:sz w:val="16"/>
+          <w:szCs w:val="16"/>
+          <w:shd w:val="clear" w:fill="1F1F1F"/>
+          <w:lang w:val="en-US" w:eastAsia="zh-CN" w:bidi="ar"/>
+        </w:rPr>
+        <w:t>#自适应遮挡的初值为1</w:t>
+      </w:r>
+    </w:p>
+    <w:p>
+      <w:pPr>
+        <w:keepNext w:val="0"/>
+        <w:keepLines w:val="0"/>
+        <w:widowControl/>
+        <w:suppressLineNumbers w:val="0"/>
+        <w:shd w:val="clear" w:fill="1F1F1F"/>
+        <w:spacing w:line="228" w:lineRule="atLeast"/>
+        <w:jc w:val="left"/>
+        <w:rPr>
+          <w:rFonts w:ascii="Consolas" w:hAnsi="Consolas" w:eastAsia="Consolas" w:cs="Consolas"/>
+          <w:b w:val="0"/>
+          <w:bCs w:val="0"/>
+          <w:color w:val="CCCCCC"/>
+          <w:sz w:val="16"/>
+          <w:szCs w:val="16"/>
+        </w:rPr>
+      </w:pPr>
+      <w:r>
+        <w:rPr>
+          <w:rFonts w:hint="default" w:ascii="Consolas" w:hAnsi="Consolas" w:eastAsia="Consolas" w:cs="Consolas"/>
+          <w:b w:val="0"/>
+          <w:bCs w:val="0"/>
+          <w:color w:val="9CDCFE"/>
+          <w:kern w:val="0"/>
+          <w:sz w:val="16"/>
+          <w:szCs w:val="16"/>
+          <w:shd w:val="clear" w:fill="1F1F1F"/>
+          <w:lang w:val="en-US" w:eastAsia="zh-CN" w:bidi="ar"/>
+        </w:rPr>
+        <w:t>config_A26_03_01I</w:t>
+      </w:r>
+      <w:r>
+        <w:rPr>
+          <w:rFonts w:hint="default" w:ascii="Consolas" w:hAnsi="Consolas" w:eastAsia="Consolas" w:cs="Consolas"/>
+          <w:b w:val="0"/>
+          <w:bCs w:val="0"/>
+          <w:color w:val="CCCCCC"/>
+          <w:kern w:val="0"/>
+          <w:sz w:val="16"/>
+          <w:szCs w:val="16"/>
+          <w:shd w:val="clear" w:fill="1F1F1F"/>
+          <w:lang w:val="en-US" w:eastAsia="zh-CN" w:bidi="ar"/>
+        </w:rPr>
+        <w:t xml:space="preserve"> </w:t>
+      </w:r>
+      <w:r>
+        <w:rPr>
+          <w:rFonts w:hint="default" w:ascii="Consolas" w:hAnsi="Consolas" w:eastAsia="Consolas" w:cs="Consolas"/>
+          <w:b w:val="0"/>
+          <w:bCs w:val="0"/>
+          <w:color w:val="6A9955"/>
+          <w:kern w:val="0"/>
+          <w:sz w:val="16"/>
+          <w:szCs w:val="16"/>
+          <w:shd w:val="clear" w:fill="1F1F1F"/>
+          <w:lang w:val="en-US" w:eastAsia="zh-CN" w:bidi="ar"/>
+        </w:rPr>
+        <w:t>#自适应遮挡的初值为1+快收敛(指标和G相似)</w:t>
+      </w:r>
+    </w:p>
+    <w:p>
+      <w:pPr>
+        <w:keepNext w:val="0"/>
+        <w:keepLines w:val="0"/>
+        <w:widowControl/>
+        <w:suppressLineNumbers w:val="0"/>
+        <w:shd w:val="clear" w:fill="1F1F1F"/>
+        <w:spacing w:line="228" w:lineRule="atLeast"/>
+        <w:jc w:val="left"/>
+        <w:rPr>
+          <w:rFonts w:ascii="Consolas" w:hAnsi="Consolas" w:eastAsia="Consolas" w:cs="Consolas"/>
+          <w:b w:val="0"/>
+          <w:bCs w:val="0"/>
+          <w:color w:val="CCCCCC"/>
+          <w:sz w:val="16"/>
+          <w:szCs w:val="16"/>
+        </w:rPr>
+      </w:pPr>
+      <w:r>
+        <w:rPr>
+          <w:rFonts w:hint="default" w:ascii="Consolas" w:hAnsi="Consolas" w:eastAsia="Consolas" w:cs="Consolas"/>
+          <w:b w:val="0"/>
+          <w:bCs w:val="0"/>
+          <w:color w:val="9CDCFE"/>
+          <w:kern w:val="0"/>
+          <w:sz w:val="16"/>
+          <w:szCs w:val="16"/>
+          <w:shd w:val="clear" w:fill="1F1F1F"/>
+          <w:lang w:val="en-US" w:eastAsia="zh-CN" w:bidi="ar"/>
+        </w:rPr>
+        <w:t>config_A26_03_01I2</w:t>
+      </w:r>
+      <w:r>
+        <w:rPr>
+          <w:rFonts w:hint="default" w:ascii="Consolas" w:hAnsi="Consolas" w:eastAsia="Consolas" w:cs="Consolas"/>
+          <w:b w:val="0"/>
+          <w:bCs w:val="0"/>
+          <w:color w:val="CCCCCC"/>
+          <w:kern w:val="0"/>
+          <w:sz w:val="16"/>
+          <w:szCs w:val="16"/>
+          <w:shd w:val="clear" w:fill="1F1F1F"/>
+          <w:lang w:val="en-US" w:eastAsia="zh-CN" w:bidi="ar"/>
+        </w:rPr>
+        <w:t xml:space="preserve"> </w:t>
+      </w:r>
+      <w:r>
+        <w:rPr>
+          <w:rFonts w:hint="default" w:ascii="Consolas" w:hAnsi="Consolas" w:eastAsia="Consolas" w:cs="Consolas"/>
+          <w:b w:val="0"/>
+          <w:bCs w:val="0"/>
+          <w:color w:val="6A9955"/>
+          <w:kern w:val="0"/>
+          <w:sz w:val="16"/>
+          <w:szCs w:val="16"/>
+          <w:shd w:val="clear" w:fill="1F1F1F"/>
+          <w:lang w:val="en-US" w:eastAsia="zh-CN" w:bidi="ar"/>
+        </w:rPr>
+        <w:t>#高迭代数         # *</w:t>
+      </w:r>
+    </w:p>
+    <w:p>
+      <w:pPr>
+        <w:keepNext w:val="0"/>
+        <w:keepLines w:val="0"/>
+        <w:widowControl/>
+        <w:suppressLineNumbers w:val="0"/>
+        <w:shd w:val="clear" w:fill="1F1F1F"/>
+        <w:spacing w:line="228" w:lineRule="atLeast"/>
+        <w:jc w:val="left"/>
+        <w:rPr>
+          <w:rFonts w:hint="default" w:ascii="Consolas" w:hAnsi="Consolas" w:eastAsia="Consolas" w:cs="Consolas"/>
+          <w:b w:val="0"/>
+          <w:bCs w:val="0"/>
+          <w:color w:val="CCCCCC"/>
+          <w:sz w:val="16"/>
+          <w:szCs w:val="16"/>
+          <w:lang w:val="en-US"/>
+        </w:rPr>
+      </w:pPr>
+    </w:p>
+    <w:p>
+      <w:pPr>
+        <w:rPr>
+          <w:rFonts w:hint="default"/>
+          <w:lang w:val="en-US" w:eastAsia="zh-CN"/>
+        </w:rPr>
+      </w:pPr>
+    </w:p>
+    <w:p>
+      <w:pPr>
+        <w:rPr>
+          <w:rFonts w:hint="default"/>
+          <w:lang w:val="en-US" w:eastAsia="zh-CN"/>
+        </w:rPr>
+      </w:pPr>
+    </w:p>
+    <w:p>
+      <w:pPr>
+        <w:rPr>
+          <w:rFonts w:hint="default"/>
+          <w:lang w:val="en-US" w:eastAsia="zh-CN"/>
+        </w:rPr>
+      </w:pPr>
+    </w:p>
+    <w:p>
+      <w:pPr>
+        <w:rPr>
+          <w:rFonts w:hint="default"/>
+          <w:lang w:val="en-US" w:eastAsia="zh-CN"/>
+        </w:rPr>
+      </w:pPr>
+    </w:p>
+    <w:p>
+      <w:pPr>
+        <w:rPr>
+          <w:rFonts w:hint="default"/>
+          <w:lang w:val="en-US" w:eastAsia="zh-CN"/>
+        </w:rPr>
+      </w:pPr>
+    </w:p>
+    <w:p>
+      <w:pPr>
+        <w:rPr>
+          <w:rFonts w:hint="default"/>
+          <w:lang w:val="en-US" w:eastAsia="zh-CN"/>
+        </w:rPr>
+      </w:pPr>
+    </w:p>
+    <w:p>
+      <w:pPr>
+        <w:rPr>
+          <w:rFonts w:hint="default"/>
+          <w:lang w:val="en-US" w:eastAsia="zh-CN"/>
+        </w:rPr>
+      </w:pPr>
+    </w:p>
+    <w:p>
+      <w:pPr>
+        <w:rPr>
+          <w:rFonts w:hint="default"/>
+          <w:lang w:val="en-US" w:eastAsia="zh-CN"/>
+        </w:rPr>
+      </w:pPr>
+    </w:p>
+    <w:p>
+      <w:pPr>
+        <w:rPr>
+          <w:rFonts w:hint="default"/>
+          <w:lang w:val="en-US" w:eastAsia="zh-CN"/>
+        </w:rPr>
+      </w:pPr>
+    </w:p>
+    <w:tbl>
+      <w:tblPr>
+        <w:tblStyle w:val="3"/>
+        <w:tblW w:w="0" w:type="auto"/>
+        <w:tblInd w:w="0" w:type="dxa"/>
+        <w:tblBorders>
+          <w:top w:val="single" w:color="auto" w:sz="4" w:space="0"/>
+          <w:left w:val="single" w:color="auto" w:sz="4" w:space="0"/>
+          <w:bottom w:val="single" w:color="auto" w:sz="4" w:space="0"/>
+          <w:right w:val="single" w:color="auto" w:sz="4" w:space="0"/>
+          <w:insideH w:val="single" w:color="auto" w:sz="4" w:space="0"/>
+          <w:insideV w:val="single" w:color="auto" w:sz="4" w:space="0"/>
+        </w:tblBorders>
+        <w:tblLayout w:type="autofit"/>
+        <w:tblCellMar>
+          <w:left w:w="108" w:type="dxa"/>
+          <w:right w:w="108" w:type="dxa"/>
+        </w:tblCellMar>
+      </w:tblPr>
+      <w:tblGrid>
+        <w:gridCol w:w="1108"/>
+        <w:gridCol w:w="1110"/>
+        <w:gridCol w:w="1109"/>
+        <w:gridCol w:w="1274"/>
+        <w:gridCol w:w="1170"/>
+        <w:gridCol w:w="1264"/>
+        <w:gridCol w:w="1486"/>
+      </w:tblGrid>
+      <w:tr>
+        <w:tblPrEx>
+          <w:tblBorders>
+            <w:top w:val="single" w:color="auto" w:sz="4" w:space="0"/>
+            <w:left w:val="single" w:color="auto" w:sz="4" w:space="0"/>
+            <w:bottom w:val="single" w:color="auto" w:sz="4" w:space="0"/>
+            <w:right w:val="single" w:color="auto" w:sz="4" w:space="0"/>
+            <w:insideH w:val="single" w:color="auto" w:sz="4" w:space="0"/>
+            <w:insideV w:val="single" w:color="auto" w:sz="4" w:space="0"/>
+          </w:tblBorders>
+          <w:tblCellMar>
+            <w:left w:w="108" w:type="dxa"/>
+            <w:right w:w="108" w:type="dxa"/>
+          </w:tblCellMar>
+        </w:tblPrEx>
+        <w:tc>
+          <w:tcPr>
+            <w:tcW w:w="2218" w:type="dxa"/>
+            <w:gridSpan w:val="2"/>
+          </w:tcPr>
+          <w:p>
+            <w:pPr>
+              <w:rPr>
+                <w:rFonts w:hint="default"/>
+                <w:vertAlign w:val="baseline"/>
+                <w:lang w:val="en-US" w:eastAsia="zh-CN"/>
+              </w:rPr>
+            </w:pPr>
+            <w:r>
+              <w:rPr>
+                <w:rFonts w:hint="eastAsia"/>
+                <w:vertAlign w:val="baseline"/>
+                <w:lang w:val="en-US" w:eastAsia="zh-CN"/>
+              </w:rPr>
+              <w:t>主干框架的消融</w:t>
+            </w:r>
+          </w:p>
+        </w:tc>
+        <w:tc>
+          <w:tcPr>
+            <w:tcW w:w="2383" w:type="dxa"/>
+            <w:gridSpan w:val="2"/>
+          </w:tcPr>
+          <w:p>
+            <w:pPr>
+              <w:rPr>
+                <w:rFonts w:hint="default"/>
+                <w:vertAlign w:val="baseline"/>
+                <w:lang w:val="en-US" w:eastAsia="zh-CN"/>
+              </w:rPr>
+            </w:pPr>
+            <w:r>
+              <w:rPr>
+                <w:rFonts w:hint="eastAsia"/>
+                <w:vertAlign w:val="baseline"/>
+                <w:lang w:val="en-US" w:eastAsia="zh-CN"/>
+              </w:rPr>
+              <w:t>自适应学习模块的消融</w:t>
+            </w:r>
+          </w:p>
+        </w:tc>
+        <w:tc>
+          <w:tcPr>
+            <w:tcW w:w="1170" w:type="dxa"/>
+            <w:vMerge w:val="restart"/>
+          </w:tcPr>
+          <w:p>
+            <w:pPr>
+              <w:rPr>
+                <w:rFonts w:hint="default"/>
+                <w:vertAlign w:val="baseline"/>
+                <w:lang w:val="en-US" w:eastAsia="zh-CN"/>
+              </w:rPr>
+            </w:pPr>
+            <w:r>
+              <w:rPr>
+                <w:rFonts w:hint="eastAsia"/>
+                <w:vertAlign w:val="baseline"/>
+                <w:lang w:val="en-US" w:eastAsia="zh-CN"/>
+              </w:rPr>
+              <w:t>高迭代数</w:t>
+            </w:r>
+          </w:p>
+        </w:tc>
+        <w:tc>
+          <w:tcPr>
+            <w:tcW w:w="1264" w:type="dxa"/>
+            <w:vMerge w:val="restart"/>
+          </w:tcPr>
+          <w:p>
+            <w:pPr>
+              <w:rPr>
+                <w:rFonts w:hint="default"/>
+                <w:vertAlign w:val="baseline"/>
+                <w:lang w:val="en-US" w:eastAsia="zh-CN"/>
+              </w:rPr>
+            </w:pPr>
+            <w:r>
+              <w:rPr>
+                <w:rFonts w:hint="eastAsia"/>
+                <w:vertAlign w:val="baseline"/>
+                <w:lang w:val="en-US" w:eastAsia="zh-CN"/>
+              </w:rPr>
+              <w:t>Id</w:t>
+            </w:r>
+          </w:p>
+        </w:tc>
+        <w:tc>
+          <w:tcPr>
+            <w:tcW w:w="1486" w:type="dxa"/>
+            <w:vMerge w:val="restart"/>
+          </w:tcPr>
+          <w:p>
+            <w:pPr>
+              <w:rPr>
+                <w:rFonts w:hint="default"/>
+                <w:vertAlign w:val="baseline"/>
+                <w:lang w:val="en-US" w:eastAsia="zh-CN"/>
+              </w:rPr>
+            </w:pPr>
+            <w:r>
+              <w:rPr>
+                <w:rFonts w:hint="eastAsia"/>
+                <w:vertAlign w:val="baseline"/>
+                <w:lang w:val="en-US" w:eastAsia="zh-CN"/>
+              </w:rPr>
+              <w:t>Dice</w:t>
+            </w:r>
+          </w:p>
+        </w:tc>
+      </w:tr>
+      <w:tr>
+        <w:tblPrEx>
+          <w:tblBorders>
+            <w:top w:val="single" w:color="auto" w:sz="4" w:space="0"/>
+            <w:left w:val="single" w:color="auto" w:sz="4" w:space="0"/>
+            <w:bottom w:val="single" w:color="auto" w:sz="4" w:space="0"/>
+            <w:right w:val="single" w:color="auto" w:sz="4" w:space="0"/>
+            <w:insideH w:val="single" w:color="auto" w:sz="4" w:space="0"/>
+            <w:insideV w:val="single" w:color="auto" w:sz="4" w:space="0"/>
+          </w:tblBorders>
+          <w:tblCellMar>
+            <w:left w:w="108" w:type="dxa"/>
+            <w:right w:w="108" w:type="dxa"/>
+          </w:tblCellMar>
+        </w:tblPrEx>
+        <w:tc>
+          <w:tcPr>
+            <w:tcW w:w="1108" w:type="dxa"/>
+            <w:vAlign w:val="top"/>
+          </w:tcPr>
+          <w:p>
+            <w:pPr>
+              <w:rPr>
+                <w:rFonts w:hint="default"/>
+                <w:vertAlign w:val="baseline"/>
+                <w:lang w:val="en-US" w:eastAsia="zh-CN"/>
+              </w:rPr>
+            </w:pPr>
+            <w:r>
+              <w:rPr>
+                <w:rFonts w:hint="eastAsia"/>
+                <w:vertAlign w:val="baseline"/>
+                <w:lang w:val="en-US" w:eastAsia="zh-CN"/>
+              </w:rPr>
+              <w:t>流体</w:t>
+            </w:r>
+          </w:p>
+        </w:tc>
+        <w:tc>
+          <w:tcPr>
+            <w:tcW w:w="1110" w:type="dxa"/>
+            <w:vAlign w:val="top"/>
+          </w:tcPr>
+          <w:p>
+            <w:pPr>
+              <w:rPr>
+                <w:rFonts w:hint="default"/>
+                <w:vertAlign w:val="baseline"/>
+                <w:lang w:val="en-US" w:eastAsia="zh-CN"/>
+              </w:rPr>
+            </w:pPr>
+            <w:r>
+              <w:rPr>
+                <w:rFonts w:hint="eastAsia"/>
+                <w:vertAlign w:val="baseline"/>
+                <w:lang w:val="en-US" w:eastAsia="zh-CN"/>
+              </w:rPr>
+              <w:t>软体</w:t>
+            </w:r>
+          </w:p>
+        </w:tc>
+        <w:tc>
+          <w:tcPr>
+            <w:tcW w:w="1109" w:type="dxa"/>
+            <w:vAlign w:val="top"/>
+          </w:tcPr>
+          <w:p>
+            <w:pPr>
+              <w:rPr>
+                <w:rFonts w:hint="default"/>
+                <w:vertAlign w:val="baseline"/>
+                <w:lang w:val="en-US" w:eastAsia="zh-CN"/>
+              </w:rPr>
+            </w:pPr>
+            <w:r>
+              <w:rPr>
+                <w:rFonts w:hint="eastAsia"/>
+                <w:vertAlign w:val="baseline"/>
+                <w:lang w:val="en-US" w:eastAsia="zh-CN"/>
+              </w:rPr>
+              <w:t>简洁损失</w:t>
+            </w:r>
+          </w:p>
+        </w:tc>
+        <w:tc>
+          <w:tcPr>
+            <w:tcW w:w="1274" w:type="dxa"/>
+            <w:vAlign w:val="top"/>
+          </w:tcPr>
+          <w:p>
+            <w:pPr>
+              <w:rPr>
+                <w:rFonts w:hint="default"/>
+                <w:vertAlign w:val="baseline"/>
+                <w:lang w:val="en-US" w:eastAsia="zh-CN"/>
+              </w:rPr>
+            </w:pPr>
+            <w:r>
+              <w:rPr>
+                <w:rFonts w:hint="eastAsia"/>
+                <w:vertAlign w:val="baseline"/>
+                <w:lang w:val="en-US" w:eastAsia="zh-CN"/>
+              </w:rPr>
+              <w:t>快收敛</w:t>
+            </w:r>
+          </w:p>
+        </w:tc>
+        <w:tc>
+          <w:tcPr>
+            <w:tcW w:w="1170" w:type="dxa"/>
+            <w:vMerge w:val="continue"/>
+            <w:tcBorders/>
+            <w:vAlign w:val="top"/>
+          </w:tcPr>
+          <w:p>
+            <w:pPr>
+              <w:rPr>
+                <w:rFonts w:hint="default"/>
+                <w:vertAlign w:val="baseline"/>
+                <w:lang w:val="en-US" w:eastAsia="zh-CN"/>
+              </w:rPr>
+            </w:pPr>
+          </w:p>
+        </w:tc>
+        <w:tc>
+          <w:tcPr>
+            <w:tcW w:w="1264" w:type="dxa"/>
+            <w:vMerge w:val="continue"/>
+            <w:tcBorders/>
+          </w:tcPr>
+          <w:p>
+            <w:pPr>
+              <w:rPr>
+                <w:rFonts w:hint="default"/>
+                <w:vertAlign w:val="baseline"/>
+                <w:lang w:val="en-US" w:eastAsia="zh-CN"/>
+              </w:rPr>
+            </w:pPr>
+          </w:p>
+        </w:tc>
+        <w:tc>
+          <w:tcPr>
+            <w:tcW w:w="1486" w:type="dxa"/>
+            <w:vMerge w:val="continue"/>
+            <w:tcBorders/>
+          </w:tcPr>
+          <w:p>
+            <w:pPr>
+              <w:rPr>
+                <w:rFonts w:hint="default"/>
+                <w:vertAlign w:val="baseline"/>
+                <w:lang w:val="en-US" w:eastAsia="zh-CN"/>
+              </w:rPr>
+            </w:pPr>
+          </w:p>
+        </w:tc>
+      </w:tr>
+      <w:tr>
+        <w:tblPrEx>
+          <w:tblBorders>
+            <w:top w:val="single" w:color="auto" w:sz="4" w:space="0"/>
+            <w:left w:val="single" w:color="auto" w:sz="4" w:space="0"/>
+            <w:bottom w:val="single" w:color="auto" w:sz="4" w:space="0"/>
+            <w:right w:val="single" w:color="auto" w:sz="4" w:space="0"/>
+            <w:insideH w:val="single" w:color="auto" w:sz="4" w:space="0"/>
+            <w:insideV w:val="single" w:color="auto" w:sz="4" w:space="0"/>
+          </w:tblBorders>
+          <w:tblCellMar>
+            <w:left w:w="108" w:type="dxa"/>
+            <w:right w:w="108" w:type="dxa"/>
+          </w:tblCellMar>
+        </w:tblPrEx>
+        <w:tc>
+          <w:tcPr>
+            <w:tcW w:w="1108" w:type="dxa"/>
+          </w:tcPr>
+          <w:p>
+            <w:pPr>
+              <w:rPr>
+                <w:rFonts w:hint="default"/>
+                <w:vertAlign w:val="baseline"/>
+                <w:lang w:val="en-US" w:eastAsia="zh-CN"/>
+              </w:rPr>
+            </w:pPr>
+            <w:r>
+              <w:rPr>
+                <w:rFonts w:hint="eastAsia"/>
+                <w:vertAlign w:val="baseline"/>
+                <w:lang w:val="en-US" w:eastAsia="zh-CN"/>
+              </w:rPr>
+              <w:t>×</w:t>
+            </w:r>
+          </w:p>
+        </w:tc>
+        <w:tc>
+          <w:tcPr>
+            <w:tcW w:w="1110" w:type="dxa"/>
+          </w:tcPr>
+          <w:p>
+            <w:pPr>
+              <w:rPr>
+                <w:rFonts w:hint="default"/>
+                <w:vertAlign w:val="baseline"/>
+                <w:lang w:val="en-US" w:eastAsia="zh-CN"/>
+              </w:rPr>
+            </w:pPr>
+            <w:r>
+              <w:rPr>
+                <w:rFonts w:hint="eastAsia"/>
+                <w:vertAlign w:val="baseline"/>
+                <w:lang w:val="en-US" w:eastAsia="zh-CN"/>
+              </w:rPr>
+              <w:t>×</w:t>
+            </w:r>
+          </w:p>
+        </w:tc>
+        <w:tc>
+          <w:tcPr>
+            <w:tcW w:w="1109" w:type="dxa"/>
+          </w:tcPr>
+          <w:p>
+            <w:pPr>
+              <w:rPr>
+                <w:rFonts w:hint="default"/>
+                <w:vertAlign w:val="baseline"/>
+                <w:lang w:val="en-US" w:eastAsia="zh-CN"/>
+              </w:rPr>
+            </w:pPr>
+            <w:r>
+              <w:rPr>
+                <w:rFonts w:hint="eastAsia"/>
+                <w:vertAlign w:val="baseline"/>
+                <w:lang w:val="en-US" w:eastAsia="zh-CN"/>
+              </w:rPr>
+              <w:t>√</w:t>
+            </w:r>
+          </w:p>
+        </w:tc>
+        <w:tc>
+          <w:tcPr>
+            <w:tcW w:w="1274" w:type="dxa"/>
+          </w:tcPr>
+          <w:p>
+            <w:pPr>
+              <w:rPr>
+                <w:rFonts w:hint="default"/>
+                <w:vertAlign w:val="baseline"/>
+                <w:lang w:val="en-US" w:eastAsia="zh-CN"/>
+              </w:rPr>
+            </w:pPr>
+            <w:r>
+              <w:rPr>
+                <w:rFonts w:hint="eastAsia"/>
+                <w:vertAlign w:val="baseline"/>
+                <w:lang w:val="en-US" w:eastAsia="zh-CN"/>
+              </w:rPr>
+              <w:t>√</w:t>
+            </w:r>
+          </w:p>
+        </w:tc>
+        <w:tc>
+          <w:tcPr>
+            <w:tcW w:w="1170" w:type="dxa"/>
+          </w:tcPr>
+          <w:p>
+            <w:pPr>
+              <w:rPr>
+                <w:rFonts w:hint="default"/>
+                <w:vertAlign w:val="baseline"/>
+                <w:lang w:val="en-US" w:eastAsia="zh-CN"/>
+              </w:rPr>
+            </w:pPr>
+            <w:r>
+              <w:rPr>
+                <w:rFonts w:hint="eastAsia"/>
+                <w:vertAlign w:val="baseline"/>
+                <w:lang w:val="en-US" w:eastAsia="zh-CN"/>
+              </w:rPr>
+              <w:t>×</w:t>
+            </w:r>
+          </w:p>
+        </w:tc>
+        <w:tc>
+          <w:tcPr>
+            <w:tcW w:w="1264" w:type="dxa"/>
+          </w:tcPr>
+          <w:p>
+            <w:pPr>
+              <w:rPr>
+                <w:rFonts w:hint="default"/>
+                <w:vertAlign w:val="baseline"/>
+                <w:lang w:val="en-US" w:eastAsia="zh-CN"/>
+              </w:rPr>
+            </w:pPr>
+            <w:r>
+              <w:rPr>
+                <w:rFonts w:hint="default"/>
+                <w:vertAlign w:val="baseline"/>
+                <w:lang w:val="en-US" w:eastAsia="zh-CN"/>
+              </w:rPr>
+              <w:t>1</w:t>
+            </w:r>
+            <w:r>
+              <w:rPr>
+                <w:rFonts w:hint="eastAsia"/>
+                <w:vertAlign w:val="baseline"/>
+                <w:lang w:val="en-US" w:eastAsia="zh-CN"/>
+              </w:rPr>
+              <w:t>D</w:t>
+            </w:r>
+            <w:r>
+              <w:rPr>
+                <w:rFonts w:hint="default"/>
+                <w:lang w:val="en-US" w:eastAsia="zh-CN"/>
+              </w:rPr>
+              <w:t>-CATH</w:t>
+            </w:r>
+          </w:p>
+        </w:tc>
+        <w:tc>
+          <w:tcPr>
+            <w:tcW w:w="1486" w:type="dxa"/>
+          </w:tcPr>
+          <w:p>
+            <w:pPr>
+              <w:rPr>
+                <w:rFonts w:hint="default"/>
+                <w:vertAlign w:val="baseline"/>
+                <w:lang w:val="en-US" w:eastAsia="zh-CN"/>
+              </w:rPr>
+            </w:pPr>
+            <w:r>
+              <w:rPr>
+                <w:rFonts w:hint="eastAsia"/>
+                <w:vertAlign w:val="baseline"/>
+                <w:lang w:val="en-US" w:eastAsia="zh-CN"/>
+              </w:rPr>
+              <w:t>0.727</w:t>
+            </w:r>
+          </w:p>
+        </w:tc>
+      </w:tr>
+      <w:tr>
+        <w:tblPrEx>
+          <w:tblBorders>
+            <w:top w:val="single" w:color="auto" w:sz="4" w:space="0"/>
+            <w:left w:val="single" w:color="auto" w:sz="4" w:space="0"/>
+            <w:bottom w:val="single" w:color="auto" w:sz="4" w:space="0"/>
+            <w:right w:val="single" w:color="auto" w:sz="4" w:space="0"/>
+            <w:insideH w:val="single" w:color="auto" w:sz="4" w:space="0"/>
+            <w:insideV w:val="single" w:color="auto" w:sz="4" w:space="0"/>
+          </w:tblBorders>
+          <w:tblCellMar>
+            <w:left w:w="108" w:type="dxa"/>
+            <w:right w:w="108" w:type="dxa"/>
+          </w:tblCellMar>
+        </w:tblPrEx>
+        <w:tc>
+          <w:tcPr>
+            <w:tcW w:w="1108" w:type="dxa"/>
+          </w:tcPr>
+          <w:p>
+            <w:pPr>
+              <w:rPr>
+                <w:rFonts w:hint="default"/>
+                <w:vertAlign w:val="baseline"/>
+                <w:lang w:val="en-US" w:eastAsia="zh-CN"/>
+              </w:rPr>
+            </w:pPr>
+            <w:r>
+              <w:rPr>
+                <w:rFonts w:hint="eastAsia"/>
+                <w:vertAlign w:val="baseline"/>
+                <w:lang w:val="en-US" w:eastAsia="zh-CN"/>
+              </w:rPr>
+              <w:t>√</w:t>
+            </w:r>
+          </w:p>
+        </w:tc>
+        <w:tc>
+          <w:tcPr>
+            <w:tcW w:w="1110" w:type="dxa"/>
+          </w:tcPr>
+          <w:p>
+            <w:pPr>
+              <w:rPr>
+                <w:rFonts w:hint="default"/>
+                <w:vertAlign w:val="baseline"/>
+                <w:lang w:val="en-US" w:eastAsia="zh-CN"/>
+              </w:rPr>
+            </w:pPr>
+            <w:r>
+              <w:rPr>
+                <w:rFonts w:hint="eastAsia"/>
+                <w:vertAlign w:val="baseline"/>
+                <w:lang w:val="en-US" w:eastAsia="zh-CN"/>
+              </w:rPr>
+              <w:t>×</w:t>
+            </w:r>
+          </w:p>
+        </w:tc>
+        <w:tc>
+          <w:tcPr>
+            <w:tcW w:w="1109" w:type="dxa"/>
+            <w:vAlign w:val="top"/>
+          </w:tcPr>
+          <w:p>
+            <w:pPr>
+              <w:rPr>
+                <w:rFonts w:hint="default"/>
+                <w:vertAlign w:val="baseline"/>
+                <w:lang w:val="en-US" w:eastAsia="zh-CN"/>
+              </w:rPr>
+            </w:pPr>
+            <w:r>
+              <w:rPr>
+                <w:rFonts w:hint="eastAsia"/>
+                <w:vertAlign w:val="baseline"/>
+                <w:lang w:val="en-US" w:eastAsia="zh-CN"/>
+              </w:rPr>
+              <w:t>√</w:t>
+            </w:r>
+          </w:p>
+        </w:tc>
+        <w:tc>
+          <w:tcPr>
+            <w:tcW w:w="1274" w:type="dxa"/>
+            <w:vAlign w:val="top"/>
+          </w:tcPr>
+          <w:p>
+            <w:pPr>
+              <w:rPr>
+                <w:rFonts w:hint="default"/>
+                <w:vertAlign w:val="baseline"/>
+                <w:lang w:val="en-US" w:eastAsia="zh-CN"/>
+              </w:rPr>
+            </w:pPr>
+            <w:r>
+              <w:rPr>
+                <w:rFonts w:hint="eastAsia"/>
+                <w:vertAlign w:val="baseline"/>
+                <w:lang w:val="en-US" w:eastAsia="zh-CN"/>
+              </w:rPr>
+              <w:t>√</w:t>
+            </w:r>
+          </w:p>
+        </w:tc>
+        <w:tc>
+          <w:tcPr>
+            <w:tcW w:w="1170" w:type="dxa"/>
+          </w:tcPr>
+          <w:p>
+            <w:pPr>
+              <w:rPr>
+                <w:rFonts w:hint="default"/>
+                <w:vertAlign w:val="baseline"/>
+                <w:lang w:val="en-US" w:eastAsia="zh-CN"/>
+              </w:rPr>
+            </w:pPr>
+            <w:r>
+              <w:rPr>
+                <w:rFonts w:hint="eastAsia"/>
+                <w:vertAlign w:val="baseline"/>
+                <w:lang w:val="en-US" w:eastAsia="zh-CN"/>
+              </w:rPr>
+              <w:t>×</w:t>
+            </w:r>
+          </w:p>
+        </w:tc>
+        <w:tc>
+          <w:tcPr>
+            <w:tcW w:w="1264" w:type="dxa"/>
+          </w:tcPr>
+          <w:p>
+            <w:pPr>
+              <w:rPr>
+                <w:rFonts w:hint="default"/>
+                <w:vertAlign w:val="baseline"/>
+                <w:lang w:val="en-US" w:eastAsia="zh-CN"/>
+              </w:rPr>
+            </w:pPr>
+            <w:r>
+              <w:rPr>
+                <w:rFonts w:hint="default"/>
+                <w:vertAlign w:val="baseline"/>
+                <w:lang w:val="en-US" w:eastAsia="zh-CN"/>
+              </w:rPr>
+              <w:t>1</w:t>
+            </w:r>
+            <w:r>
+              <w:rPr>
+                <w:rFonts w:hint="eastAsia"/>
+                <w:vertAlign w:val="baseline"/>
+                <w:lang w:val="en-US" w:eastAsia="zh-CN"/>
+              </w:rPr>
+              <w:t>C</w:t>
+            </w:r>
+            <w:r>
+              <w:rPr>
+                <w:rFonts w:hint="default"/>
+                <w:lang w:val="en-US" w:eastAsia="zh-CN"/>
+              </w:rPr>
+              <w:t>-CATH</w:t>
+            </w:r>
+          </w:p>
+        </w:tc>
+        <w:tc>
+          <w:tcPr>
+            <w:tcW w:w="1486" w:type="dxa"/>
+          </w:tcPr>
+          <w:p>
+            <w:pPr>
+              <w:rPr>
+                <w:rFonts w:hint="default"/>
+                <w:vertAlign w:val="baseline"/>
+                <w:lang w:val="en-US" w:eastAsia="zh-CN"/>
+              </w:rPr>
+            </w:pPr>
+            <w:r>
+              <w:rPr>
+                <w:rFonts w:hint="eastAsia"/>
+                <w:vertAlign w:val="baseline"/>
+                <w:lang w:val="en-US" w:eastAsia="zh-CN"/>
+              </w:rPr>
+              <w:t>0.789</w:t>
+            </w:r>
+          </w:p>
+        </w:tc>
+      </w:tr>
+      <w:tr>
+        <w:tblPrEx>
+          <w:tblBorders>
+            <w:top w:val="single" w:color="auto" w:sz="4" w:space="0"/>
+            <w:left w:val="single" w:color="auto" w:sz="4" w:space="0"/>
+            <w:bottom w:val="single" w:color="auto" w:sz="4" w:space="0"/>
+            <w:right w:val="single" w:color="auto" w:sz="4" w:space="0"/>
+            <w:insideH w:val="single" w:color="auto" w:sz="4" w:space="0"/>
+            <w:insideV w:val="single" w:color="auto" w:sz="4" w:space="0"/>
+          </w:tblBorders>
+          <w:tblCellMar>
+            <w:left w:w="108" w:type="dxa"/>
+            <w:right w:w="108" w:type="dxa"/>
+          </w:tblCellMar>
+        </w:tblPrEx>
+        <w:tc>
+          <w:tcPr>
+            <w:tcW w:w="1108" w:type="dxa"/>
+            <w:vAlign w:val="top"/>
+          </w:tcPr>
+          <w:p>
+            <w:pPr>
+              <w:rPr>
+                <w:rFonts w:hint="default"/>
+                <w:vertAlign w:val="baseline"/>
+                <w:lang w:val="en-US" w:eastAsia="zh-CN"/>
+              </w:rPr>
+            </w:pPr>
+            <w:r>
+              <w:rPr>
+                <w:rFonts w:hint="eastAsia"/>
+                <w:vertAlign w:val="baseline"/>
+                <w:lang w:val="en-US" w:eastAsia="zh-CN"/>
+              </w:rPr>
+              <w:t>√</w:t>
+            </w:r>
+          </w:p>
+        </w:tc>
+        <w:tc>
+          <w:tcPr>
+            <w:tcW w:w="1110" w:type="dxa"/>
+            <w:vAlign w:val="top"/>
+          </w:tcPr>
+          <w:p>
+            <w:pPr>
+              <w:rPr>
+                <w:rFonts w:hint="default"/>
+                <w:vertAlign w:val="baseline"/>
+                <w:lang w:val="en-US" w:eastAsia="zh-CN"/>
+              </w:rPr>
+            </w:pPr>
+            <w:r>
+              <w:rPr>
+                <w:rFonts w:hint="eastAsia"/>
+                <w:vertAlign w:val="baseline"/>
+                <w:lang w:val="en-US" w:eastAsia="zh-CN"/>
+              </w:rPr>
+              <w:t>√</w:t>
+            </w:r>
+          </w:p>
+        </w:tc>
+        <w:tc>
+          <w:tcPr>
+            <w:tcW w:w="1109" w:type="dxa"/>
+            <w:vAlign w:val="top"/>
+          </w:tcPr>
+          <w:p>
+            <w:pPr>
+              <w:rPr>
+                <w:rFonts w:hint="default"/>
+                <w:vertAlign w:val="baseline"/>
+                <w:lang w:val="en-US" w:eastAsia="zh-CN"/>
+              </w:rPr>
+            </w:pPr>
+            <w:r>
+              <w:rPr>
+                <w:rFonts w:hint="eastAsia"/>
+                <w:vertAlign w:val="baseline"/>
+                <w:lang w:val="en-US" w:eastAsia="zh-CN"/>
+              </w:rPr>
+              <w:t>×</w:t>
+            </w:r>
+          </w:p>
+        </w:tc>
+        <w:tc>
+          <w:tcPr>
+            <w:tcW w:w="1274" w:type="dxa"/>
+            <w:vAlign w:val="top"/>
+          </w:tcPr>
+          <w:p>
+            <w:pPr>
+              <w:rPr>
+                <w:rFonts w:hint="default"/>
+                <w:vertAlign w:val="baseline"/>
+                <w:lang w:val="en-US" w:eastAsia="zh-CN"/>
+              </w:rPr>
+            </w:pPr>
+            <w:r>
+              <w:rPr>
+                <w:rFonts w:hint="eastAsia"/>
+                <w:vertAlign w:val="baseline"/>
+                <w:lang w:val="en-US" w:eastAsia="zh-CN"/>
+              </w:rPr>
+              <w:t>×</w:t>
+            </w:r>
+          </w:p>
+        </w:tc>
+        <w:tc>
+          <w:tcPr>
+            <w:tcW w:w="1170" w:type="dxa"/>
+            <w:vAlign w:val="top"/>
+          </w:tcPr>
+          <w:p>
+            <w:pPr>
+              <w:rPr>
+                <w:rFonts w:hint="default"/>
+                <w:vertAlign w:val="baseline"/>
+                <w:lang w:val="en-US" w:eastAsia="zh-CN"/>
+              </w:rPr>
+            </w:pPr>
+            <w:r>
+              <w:rPr>
+                <w:rFonts w:hint="eastAsia"/>
+                <w:vertAlign w:val="baseline"/>
+                <w:lang w:val="en-US" w:eastAsia="zh-CN"/>
+              </w:rPr>
+              <w:t>×</w:t>
+            </w:r>
+          </w:p>
+        </w:tc>
+        <w:tc>
+          <w:tcPr>
+            <w:tcW w:w="1264" w:type="dxa"/>
+            <w:vAlign w:val="top"/>
+          </w:tcPr>
+          <w:p>
+            <w:pPr>
+              <w:rPr>
+                <w:rFonts w:hint="default"/>
+                <w:vertAlign w:val="baseline"/>
+                <w:lang w:val="en-US" w:eastAsia="zh-CN"/>
+              </w:rPr>
+            </w:pPr>
+            <w:r>
+              <w:rPr>
+                <w:rFonts w:hint="default"/>
+                <w:vertAlign w:val="baseline"/>
+                <w:lang w:val="en-US" w:eastAsia="zh-CN"/>
+              </w:rPr>
+              <w:t>2G</w:t>
+            </w:r>
+            <w:r>
+              <w:rPr>
+                <w:rFonts w:hint="default"/>
+                <w:lang w:val="en-US" w:eastAsia="zh-CN"/>
+              </w:rPr>
+              <w:t>-CATH</w:t>
+            </w:r>
+          </w:p>
+        </w:tc>
+        <w:tc>
+          <w:tcPr>
+            <w:tcW w:w="1486" w:type="dxa"/>
+            <w:vAlign w:val="top"/>
+          </w:tcPr>
+          <w:p>
+            <w:pPr>
+              <w:rPr>
+                <w:rFonts w:hint="default"/>
+                <w:vertAlign w:val="baseline"/>
+                <w:lang w:val="en-US" w:eastAsia="zh-CN"/>
+              </w:rPr>
+            </w:pPr>
+            <w:r>
+              <w:rPr>
+                <w:rFonts w:hint="eastAsia"/>
+                <w:vertAlign w:val="baseline"/>
+                <w:lang w:val="en-US" w:eastAsia="zh-CN"/>
+              </w:rPr>
+              <w:t>0.778</w:t>
+            </w:r>
+          </w:p>
+        </w:tc>
+      </w:tr>
+      <w:tr>
+        <w:tblPrEx>
+          <w:tblBorders>
+            <w:top w:val="single" w:color="auto" w:sz="4" w:space="0"/>
+            <w:left w:val="single" w:color="auto" w:sz="4" w:space="0"/>
+            <w:bottom w:val="single" w:color="auto" w:sz="4" w:space="0"/>
+            <w:right w:val="single" w:color="auto" w:sz="4" w:space="0"/>
+            <w:insideH w:val="single" w:color="auto" w:sz="4" w:space="0"/>
+            <w:insideV w:val="single" w:color="auto" w:sz="4" w:space="0"/>
+          </w:tblBorders>
+          <w:tblCellMar>
+            <w:left w:w="108" w:type="dxa"/>
+            <w:right w:w="108" w:type="dxa"/>
+          </w:tblCellMar>
+        </w:tblPrEx>
+        <w:tc>
+          <w:tcPr>
+            <w:tcW w:w="1108" w:type="dxa"/>
+            <w:vAlign w:val="top"/>
+          </w:tcPr>
+          <w:p>
+            <w:pPr>
+              <w:rPr>
+                <w:rFonts w:hint="default"/>
+                <w:vertAlign w:val="baseline"/>
+                <w:lang w:val="en-US" w:eastAsia="zh-CN"/>
+              </w:rPr>
+            </w:pPr>
+            <w:r>
+              <w:rPr>
+                <w:rFonts w:hint="eastAsia"/>
+                <w:vertAlign w:val="baseline"/>
+                <w:lang w:val="en-US" w:eastAsia="zh-CN"/>
+              </w:rPr>
+              <w:t>√</w:t>
+            </w:r>
+          </w:p>
+        </w:tc>
+        <w:tc>
+          <w:tcPr>
+            <w:tcW w:w="1110" w:type="dxa"/>
+            <w:vAlign w:val="top"/>
+          </w:tcPr>
+          <w:p>
+            <w:pPr>
+              <w:rPr>
+                <w:rFonts w:hint="default"/>
+                <w:vertAlign w:val="baseline"/>
+                <w:lang w:val="en-US" w:eastAsia="zh-CN"/>
+              </w:rPr>
+            </w:pPr>
+            <w:r>
+              <w:rPr>
+                <w:rFonts w:hint="eastAsia"/>
+                <w:vertAlign w:val="baseline"/>
+                <w:lang w:val="en-US" w:eastAsia="zh-CN"/>
+              </w:rPr>
+              <w:t>√</w:t>
+            </w:r>
+          </w:p>
+        </w:tc>
+        <w:tc>
+          <w:tcPr>
+            <w:tcW w:w="1109" w:type="dxa"/>
+            <w:vAlign w:val="top"/>
+          </w:tcPr>
+          <w:p>
+            <w:pPr>
+              <w:rPr>
+                <w:rFonts w:hint="default"/>
+                <w:vertAlign w:val="baseline"/>
+                <w:lang w:val="en-US" w:eastAsia="zh-CN"/>
+              </w:rPr>
+            </w:pPr>
+            <w:r>
+              <w:rPr>
+                <w:rFonts w:hint="eastAsia"/>
+                <w:vertAlign w:val="baseline"/>
+                <w:lang w:val="en-US" w:eastAsia="zh-CN"/>
+              </w:rPr>
+              <w:t>√</w:t>
+            </w:r>
+          </w:p>
+        </w:tc>
+        <w:tc>
+          <w:tcPr>
+            <w:tcW w:w="1274" w:type="dxa"/>
+            <w:vAlign w:val="top"/>
+          </w:tcPr>
+          <w:p>
+            <w:pPr>
+              <w:rPr>
+                <w:rFonts w:hint="default"/>
+                <w:vertAlign w:val="baseline"/>
+                <w:lang w:val="en-US" w:eastAsia="zh-CN"/>
+              </w:rPr>
+            </w:pPr>
+            <w:r>
+              <w:rPr>
+                <w:rFonts w:hint="eastAsia"/>
+                <w:vertAlign w:val="baseline"/>
+                <w:lang w:val="en-US" w:eastAsia="zh-CN"/>
+              </w:rPr>
+              <w:t>×</w:t>
+            </w:r>
+          </w:p>
+        </w:tc>
+        <w:tc>
+          <w:tcPr>
+            <w:tcW w:w="1170" w:type="dxa"/>
+            <w:vAlign w:val="top"/>
+          </w:tcPr>
+          <w:p>
+            <w:pPr>
+              <w:rPr>
+                <w:rFonts w:hint="default"/>
+                <w:vertAlign w:val="baseline"/>
+                <w:lang w:val="en-US" w:eastAsia="zh-CN"/>
+              </w:rPr>
+            </w:pPr>
+            <w:r>
+              <w:rPr>
+                <w:rFonts w:hint="eastAsia"/>
+                <w:vertAlign w:val="baseline"/>
+                <w:lang w:val="en-US" w:eastAsia="zh-CN"/>
+              </w:rPr>
+              <w:t>×</w:t>
+            </w:r>
+          </w:p>
+        </w:tc>
+        <w:tc>
+          <w:tcPr>
+            <w:tcW w:w="1264" w:type="dxa"/>
+            <w:vAlign w:val="top"/>
+          </w:tcPr>
+          <w:p>
+            <w:pPr>
+              <w:rPr>
+                <w:rFonts w:hint="default"/>
+                <w:vertAlign w:val="baseline"/>
+                <w:lang w:val="en-US" w:eastAsia="zh-CN"/>
+              </w:rPr>
+            </w:pPr>
+            <w:r>
+              <w:rPr>
+                <w:rFonts w:hint="default"/>
+                <w:vertAlign w:val="baseline"/>
+                <w:lang w:val="en-US" w:eastAsia="zh-CN"/>
+              </w:rPr>
+              <w:t>1H</w:t>
+            </w:r>
+            <w:r>
+              <w:rPr>
+                <w:rFonts w:hint="default"/>
+                <w:lang w:val="en-US" w:eastAsia="zh-CN"/>
+              </w:rPr>
+              <w:t>-CATH</w:t>
+            </w:r>
+          </w:p>
+        </w:tc>
+        <w:tc>
+          <w:tcPr>
+            <w:tcW w:w="1486" w:type="dxa"/>
+            <w:vAlign w:val="top"/>
+          </w:tcPr>
+          <w:p>
+            <w:pPr>
+              <w:rPr>
+                <w:rFonts w:hint="default"/>
+                <w:vertAlign w:val="baseline"/>
+                <w:lang w:val="en-US" w:eastAsia="zh-CN"/>
+              </w:rPr>
+            </w:pPr>
+            <w:r>
+              <w:rPr>
+                <w:rFonts w:hint="eastAsia"/>
+                <w:vertAlign w:val="baseline"/>
+                <w:lang w:val="en-US" w:eastAsia="zh-CN"/>
+              </w:rPr>
+              <w:t>0.779</w:t>
+            </w:r>
+          </w:p>
+        </w:tc>
+      </w:tr>
+      <w:tr>
+        <w:tblPrEx>
+          <w:tblBorders>
+            <w:top w:val="single" w:color="auto" w:sz="4" w:space="0"/>
+            <w:left w:val="single" w:color="auto" w:sz="4" w:space="0"/>
+            <w:bottom w:val="single" w:color="auto" w:sz="4" w:space="0"/>
+            <w:right w:val="single" w:color="auto" w:sz="4" w:space="0"/>
+            <w:insideH w:val="single" w:color="auto" w:sz="4" w:space="0"/>
+            <w:insideV w:val="single" w:color="auto" w:sz="4" w:space="0"/>
+          </w:tblBorders>
+          <w:tblCellMar>
+            <w:left w:w="108" w:type="dxa"/>
+            <w:right w:w="108" w:type="dxa"/>
+          </w:tblCellMar>
+        </w:tblPrEx>
+        <w:tc>
+          <w:tcPr>
+            <w:tcW w:w="1108" w:type="dxa"/>
+            <w:vAlign w:val="top"/>
+          </w:tcPr>
+          <w:p>
+            <w:pPr>
+              <w:rPr>
+                <w:rFonts w:hint="default"/>
+                <w:vertAlign w:val="baseline"/>
+                <w:lang w:val="en-US" w:eastAsia="zh-CN"/>
+              </w:rPr>
+            </w:pPr>
+            <w:r>
+              <w:rPr>
+                <w:rFonts w:hint="eastAsia"/>
+                <w:vertAlign w:val="baseline"/>
+                <w:lang w:val="en-US" w:eastAsia="zh-CN"/>
+              </w:rPr>
+              <w:t>√</w:t>
+            </w:r>
+          </w:p>
+        </w:tc>
+        <w:tc>
+          <w:tcPr>
+            <w:tcW w:w="1110" w:type="dxa"/>
+            <w:vAlign w:val="top"/>
+          </w:tcPr>
+          <w:p>
+            <w:pPr>
+              <w:rPr>
+                <w:rFonts w:hint="default"/>
+                <w:vertAlign w:val="baseline"/>
+                <w:lang w:val="en-US" w:eastAsia="zh-CN"/>
+              </w:rPr>
+            </w:pPr>
+            <w:r>
+              <w:rPr>
+                <w:rFonts w:hint="eastAsia"/>
+                <w:vertAlign w:val="baseline"/>
+                <w:lang w:val="en-US" w:eastAsia="zh-CN"/>
+              </w:rPr>
+              <w:t>√</w:t>
+            </w:r>
+          </w:p>
+        </w:tc>
+        <w:tc>
+          <w:tcPr>
+            <w:tcW w:w="1109" w:type="dxa"/>
+            <w:vAlign w:val="top"/>
+          </w:tcPr>
+          <w:p>
+            <w:pPr>
+              <w:rPr>
+                <w:rFonts w:hint="default"/>
+                <w:vertAlign w:val="baseline"/>
+                <w:lang w:val="en-US" w:eastAsia="zh-CN"/>
+              </w:rPr>
+            </w:pPr>
+            <w:r>
+              <w:rPr>
+                <w:rFonts w:hint="eastAsia"/>
+                <w:vertAlign w:val="baseline"/>
+                <w:lang w:val="en-US" w:eastAsia="zh-CN"/>
+              </w:rPr>
+              <w:t>√</w:t>
+            </w:r>
+          </w:p>
+        </w:tc>
+        <w:tc>
+          <w:tcPr>
+            <w:tcW w:w="1274" w:type="dxa"/>
+            <w:vAlign w:val="top"/>
+          </w:tcPr>
+          <w:p>
+            <w:pPr>
+              <w:rPr>
+                <w:rFonts w:hint="default"/>
+                <w:vertAlign w:val="baseline"/>
+                <w:lang w:val="en-US" w:eastAsia="zh-CN"/>
+              </w:rPr>
+            </w:pPr>
+            <w:r>
+              <w:rPr>
+                <w:rFonts w:hint="eastAsia"/>
+                <w:vertAlign w:val="baseline"/>
+                <w:lang w:val="en-US" w:eastAsia="zh-CN"/>
+              </w:rPr>
+              <w:t>√</w:t>
+            </w:r>
+          </w:p>
+        </w:tc>
+        <w:tc>
+          <w:tcPr>
+            <w:tcW w:w="1170" w:type="dxa"/>
+            <w:vAlign w:val="top"/>
+          </w:tcPr>
+          <w:p>
+            <w:pPr>
+              <w:rPr>
+                <w:rFonts w:hint="default"/>
+                <w:vertAlign w:val="baseline"/>
+                <w:lang w:val="en-US" w:eastAsia="zh-CN"/>
+              </w:rPr>
+            </w:pPr>
+            <w:r>
+              <w:rPr>
+                <w:rFonts w:hint="eastAsia"/>
+                <w:vertAlign w:val="baseline"/>
+                <w:lang w:val="en-US" w:eastAsia="zh-CN"/>
+              </w:rPr>
+              <w:t>×</w:t>
+            </w:r>
+          </w:p>
+        </w:tc>
+        <w:tc>
+          <w:tcPr>
+            <w:tcW w:w="1264" w:type="dxa"/>
+            <w:vAlign w:val="top"/>
+          </w:tcPr>
+          <w:p>
+            <w:pPr>
+              <w:rPr>
+                <w:rFonts w:hint="default"/>
+                <w:vertAlign w:val="baseline"/>
+                <w:lang w:val="en-US" w:eastAsia="zh-CN"/>
+              </w:rPr>
+            </w:pPr>
+            <w:r>
+              <w:rPr>
+                <w:rFonts w:hint="default"/>
+                <w:vertAlign w:val="baseline"/>
+                <w:lang w:val="en-US" w:eastAsia="zh-CN"/>
+              </w:rPr>
+              <w:t>1I</w:t>
+            </w:r>
+            <w:r>
+              <w:rPr>
+                <w:rFonts w:hint="default"/>
+                <w:lang w:val="en-US" w:eastAsia="zh-CN"/>
+              </w:rPr>
+              <w:t>-CATH</w:t>
+            </w:r>
+          </w:p>
+        </w:tc>
+        <w:tc>
+          <w:tcPr>
+            <w:tcW w:w="1486" w:type="dxa"/>
+            <w:vAlign w:val="top"/>
+          </w:tcPr>
+          <w:p>
+            <w:pPr>
+              <w:rPr>
+                <w:rFonts w:hint="default"/>
+                <w:vertAlign w:val="baseline"/>
+                <w:lang w:val="en-US" w:eastAsia="zh-CN"/>
+              </w:rPr>
+            </w:pPr>
+            <w:r>
+              <w:rPr>
+                <w:rFonts w:hint="eastAsia"/>
+                <w:vertAlign w:val="baseline"/>
+                <w:lang w:val="en-US" w:eastAsia="zh-CN"/>
+              </w:rPr>
+              <w:t>0.787</w:t>
+            </w:r>
+          </w:p>
+        </w:tc>
+      </w:tr>
+      <w:tr>
+        <w:tblPrEx>
+          <w:tblBorders>
+            <w:top w:val="single" w:color="auto" w:sz="4" w:space="0"/>
+            <w:left w:val="single" w:color="auto" w:sz="4" w:space="0"/>
+            <w:bottom w:val="single" w:color="auto" w:sz="4" w:space="0"/>
+            <w:right w:val="single" w:color="auto" w:sz="4" w:space="0"/>
+            <w:insideH w:val="single" w:color="auto" w:sz="4" w:space="0"/>
+            <w:insideV w:val="single" w:color="auto" w:sz="4" w:space="0"/>
+          </w:tblBorders>
+          <w:tblCellMar>
+            <w:left w:w="108" w:type="dxa"/>
+            <w:right w:w="108" w:type="dxa"/>
+          </w:tblCellMar>
+        </w:tblPrEx>
+        <w:tc>
+          <w:tcPr>
+            <w:tcW w:w="1108" w:type="dxa"/>
+            <w:vAlign w:val="top"/>
+          </w:tcPr>
+          <w:p>
+            <w:pPr>
+              <w:rPr>
+                <w:rFonts w:hint="default"/>
+                <w:vertAlign w:val="baseline"/>
+                <w:lang w:val="en-US" w:eastAsia="zh-CN"/>
+              </w:rPr>
+            </w:pPr>
+            <w:r>
+              <w:rPr>
+                <w:rFonts w:hint="eastAsia"/>
+                <w:b/>
+                <w:bCs/>
+                <w:vertAlign w:val="baseline"/>
+                <w:lang w:val="en-US" w:eastAsia="zh-CN"/>
+              </w:rPr>
+              <w:t>√</w:t>
+            </w:r>
+          </w:p>
+        </w:tc>
+        <w:tc>
+          <w:tcPr>
+            <w:tcW w:w="1110" w:type="dxa"/>
+            <w:vAlign w:val="top"/>
+          </w:tcPr>
+          <w:p>
+            <w:pPr>
+              <w:rPr>
+                <w:rFonts w:hint="default"/>
+                <w:vertAlign w:val="baseline"/>
+                <w:lang w:val="en-US" w:eastAsia="zh-CN"/>
+              </w:rPr>
+            </w:pPr>
+            <w:r>
+              <w:rPr>
+                <w:rFonts w:hint="eastAsia"/>
+                <w:b/>
+                <w:bCs/>
+                <w:vertAlign w:val="baseline"/>
+                <w:lang w:val="en-US" w:eastAsia="zh-CN"/>
+              </w:rPr>
+              <w:t>√</w:t>
+            </w:r>
+          </w:p>
+        </w:tc>
+        <w:tc>
+          <w:tcPr>
+            <w:tcW w:w="1109" w:type="dxa"/>
+            <w:vAlign w:val="top"/>
+          </w:tcPr>
+          <w:p>
+            <w:pPr>
+              <w:rPr>
+                <w:rFonts w:hint="default"/>
+                <w:vertAlign w:val="baseline"/>
+                <w:lang w:val="en-US" w:eastAsia="zh-CN"/>
+              </w:rPr>
+            </w:pPr>
+            <w:r>
+              <w:rPr>
+                <w:rFonts w:hint="eastAsia"/>
+                <w:b/>
+                <w:bCs/>
+                <w:vertAlign w:val="baseline"/>
+                <w:lang w:val="en-US" w:eastAsia="zh-CN"/>
+              </w:rPr>
+              <w:t>√</w:t>
+            </w:r>
+          </w:p>
+        </w:tc>
+        <w:tc>
+          <w:tcPr>
+            <w:tcW w:w="1274" w:type="dxa"/>
+            <w:vAlign w:val="top"/>
+          </w:tcPr>
+          <w:p>
+            <w:pPr>
+              <w:rPr>
+                <w:rFonts w:hint="default"/>
+                <w:vertAlign w:val="baseline"/>
+                <w:lang w:val="en-US" w:eastAsia="zh-CN"/>
+              </w:rPr>
+            </w:pPr>
+            <w:r>
+              <w:rPr>
+                <w:rFonts w:hint="eastAsia"/>
+                <w:b/>
+                <w:bCs/>
+                <w:vertAlign w:val="baseline"/>
+                <w:lang w:val="en-US" w:eastAsia="zh-CN"/>
+              </w:rPr>
+              <w:t>√</w:t>
+            </w:r>
+          </w:p>
+        </w:tc>
+        <w:tc>
+          <w:tcPr>
+            <w:tcW w:w="1170" w:type="dxa"/>
+            <w:vAlign w:val="top"/>
+          </w:tcPr>
+          <w:p>
+            <w:pPr>
+              <w:rPr>
+                <w:rFonts w:hint="default"/>
+                <w:vertAlign w:val="baseline"/>
+                <w:lang w:val="en-US" w:eastAsia="zh-CN"/>
+              </w:rPr>
+            </w:pPr>
+            <w:r>
+              <w:rPr>
+                <w:rFonts w:hint="eastAsia"/>
+                <w:b/>
+                <w:bCs/>
+                <w:vertAlign w:val="baseline"/>
+                <w:lang w:val="en-US" w:eastAsia="zh-CN"/>
+              </w:rPr>
+              <w:t>√</w:t>
+            </w:r>
+          </w:p>
+        </w:tc>
+        <w:tc>
+          <w:tcPr>
+            <w:tcW w:w="1264" w:type="dxa"/>
+            <w:vAlign w:val="top"/>
+          </w:tcPr>
+          <w:p>
+            <w:pPr>
+              <w:rPr>
+                <w:rFonts w:hint="default"/>
+                <w:vertAlign w:val="baseline"/>
+                <w:lang w:val="en-US" w:eastAsia="zh-CN"/>
+              </w:rPr>
+            </w:pPr>
+            <w:r>
+              <w:rPr>
+                <w:rFonts w:hint="default"/>
+                <w:vertAlign w:val="baseline"/>
+                <w:lang w:val="en-US" w:eastAsia="zh-CN"/>
+              </w:rPr>
+              <w:t>1I2</w:t>
+            </w:r>
+            <w:r>
+              <w:rPr>
+                <w:rFonts w:hint="default"/>
+                <w:lang w:val="en-US" w:eastAsia="zh-CN"/>
+              </w:rPr>
+              <w:t>-CATH</w:t>
+            </w:r>
+            <w:bookmarkStart w:id="0" w:name="_GoBack"/>
+            <w:bookmarkEnd w:id="0"/>
+          </w:p>
+        </w:tc>
+        <w:tc>
+          <w:tcPr>
+            <w:tcW w:w="1486" w:type="dxa"/>
+            <w:vAlign w:val="top"/>
+          </w:tcPr>
+          <w:p>
+            <w:pPr>
+              <w:rPr>
+                <w:rFonts w:hint="default"/>
+                <w:vertAlign w:val="baseline"/>
+                <w:lang w:val="en-US" w:eastAsia="zh-CN"/>
+              </w:rPr>
+            </w:pPr>
+            <w:r>
+              <w:rPr>
+                <w:rFonts w:hint="eastAsia"/>
+                <w:vertAlign w:val="baseline"/>
+                <w:lang w:val="en-US" w:eastAsia="zh-CN"/>
+              </w:rPr>
+              <w:t>0.795</w:t>
+            </w:r>
+          </w:p>
+        </w:tc>
+      </w:tr>
+    </w:tbl>
+    <w:p>
+      <w:pPr>
+        <w:rPr>
+          <w:rFonts w:hint="default"/>
+          <w:lang w:val="en-US" w:eastAsia="zh-CN"/>
+        </w:rPr>
+      </w:pPr>
+    </w:p>
+    <w:p>
+      <w:pPr>
+        <w:rPr>
+          <w:rFonts w:hint="default"/>
+          <w:lang w:val="en-US" w:eastAsia="zh-CN"/>
+        </w:rPr>
+      </w:pPr>
+    </w:p>
+    <w:p>
+      <w:pPr>
+        <w:rPr>
+          <w:rFonts w:hint="default"/>
+          <w:lang w:val="en-US" w:eastAsia="zh-CN"/>
+        </w:rPr>
+      </w:pPr>
+    </w:p>
+    <w:p>
+      <w:pPr>
+        <w:rPr>
+          <w:rFonts w:hint="default"/>
+          <w:lang w:val="en-US" w:eastAsia="zh-CN"/>
+        </w:rPr>
+      </w:pPr>
+    </w:p>
+    <w:p>
+      <w:pPr>
+        <w:rPr>
+          <w:rFonts w:hint="default"/>
+          <w:lang w:val="en-US" w:eastAsia="zh-CN"/>
+        </w:rPr>
+      </w:pPr>
+      <w:r>
+        <w:rPr>
+          <w:rFonts w:hint="default"/>
+          <w:lang w:val="en-US" w:eastAsia="zh-CN"/>
+        </w:rPr>
+        <w:t>1D-CATH:</w:t>
+      </w:r>
+    </w:p>
+    <w:p>
+      <w:pPr>
+        <w:rPr>
+          <w:rFonts w:hint="default"/>
+          <w:lang w:val="en-US" w:eastAsia="zh-CN"/>
+        </w:rPr>
+      </w:pPr>
+      <w:r>
+        <w:rPr>
+          <w:rFonts w:hint="default"/>
+          <w:lang w:val="en-US" w:eastAsia="zh-CN"/>
+        </w:rPr>
+        <w:t xml:space="preserve">  Dice:      0.7271</w:t>
+      </w:r>
+    </w:p>
+    <w:p>
+      <w:pPr>
+        <w:rPr>
+          <w:rFonts w:hint="default"/>
+          <w:lang w:val="en-US" w:eastAsia="zh-CN"/>
+        </w:rPr>
+      </w:pPr>
+      <w:r>
+        <w:rPr>
+          <w:rFonts w:hint="default"/>
+          <w:lang w:val="en-US" w:eastAsia="zh-CN"/>
+        </w:rPr>
+        <w:t xml:space="preserve">  Recall:    0.6799</w:t>
+      </w:r>
+    </w:p>
+    <w:p>
+      <w:pPr>
+        <w:rPr>
+          <w:rFonts w:hint="default"/>
+          <w:lang w:val="en-US" w:eastAsia="zh-CN"/>
+        </w:rPr>
+      </w:pPr>
+      <w:r>
+        <w:rPr>
+          <w:rFonts w:hint="default"/>
+          <w:lang w:val="en-US" w:eastAsia="zh-CN"/>
+        </w:rPr>
+        <w:t xml:space="preserve">  Precision: 0.8013</w:t>
+      </w:r>
+    </w:p>
+    <w:p>
+      <w:pPr>
+        <w:rPr>
+          <w:rFonts w:hint="default"/>
+          <w:lang w:val="en-US" w:eastAsia="zh-CN"/>
+        </w:rPr>
+      </w:pPr>
+    </w:p>
+    <w:p>
+      <w:pPr>
+        <w:rPr>
+          <w:rFonts w:hint="default"/>
+          <w:lang w:val="en-US" w:eastAsia="zh-CN"/>
+        </w:rPr>
+      </w:pPr>
+      <w:r>
+        <w:rPr>
+          <w:rFonts w:hint="default"/>
+          <w:lang w:val="en-US" w:eastAsia="zh-CN"/>
+        </w:rPr>
+        <w:t>1C-CATH:</w:t>
+      </w:r>
+    </w:p>
+    <w:p>
+      <w:pPr>
+        <w:rPr>
+          <w:rFonts w:hint="default"/>
+          <w:lang w:val="en-US" w:eastAsia="zh-CN"/>
+        </w:rPr>
+      </w:pPr>
+      <w:r>
+        <w:rPr>
+          <w:rFonts w:hint="default"/>
+          <w:lang w:val="en-US" w:eastAsia="zh-CN"/>
+        </w:rPr>
+        <w:t xml:space="preserve">  Dice:      0.7893</w:t>
+      </w:r>
+    </w:p>
+    <w:p>
+      <w:pPr>
+        <w:rPr>
+          <w:rFonts w:hint="default"/>
+          <w:lang w:val="en-US" w:eastAsia="zh-CN"/>
+        </w:rPr>
+      </w:pPr>
+      <w:r>
+        <w:rPr>
+          <w:rFonts w:hint="default"/>
+          <w:lang w:val="en-US" w:eastAsia="zh-CN"/>
+        </w:rPr>
+        <w:t xml:space="preserve">  Recall:    0.8321</w:t>
+      </w:r>
+    </w:p>
+    <w:p>
+      <w:pPr>
+        <w:rPr>
+          <w:rFonts w:hint="default"/>
+          <w:lang w:val="en-US" w:eastAsia="zh-CN"/>
+        </w:rPr>
+      </w:pPr>
+      <w:r>
+        <w:rPr>
+          <w:rFonts w:hint="default"/>
+          <w:lang w:val="en-US" w:eastAsia="zh-CN"/>
+        </w:rPr>
+        <w:t xml:space="preserve">  Precision: 0.7578</w:t>
+      </w:r>
+    </w:p>
+    <w:p>
+      <w:pPr>
+        <w:rPr>
+          <w:rFonts w:hint="default"/>
+          <w:lang w:val="en-US" w:eastAsia="zh-CN"/>
+        </w:rPr>
+      </w:pPr>
+    </w:p>
+    <w:p>
+      <w:pPr>
+        <w:rPr>
+          <w:rFonts w:hint="default"/>
+          <w:lang w:val="en-US" w:eastAsia="zh-CN"/>
+        </w:rPr>
+      </w:pPr>
+      <w:r>
+        <w:rPr>
+          <w:rFonts w:hint="default"/>
+          <w:lang w:val="en-US" w:eastAsia="zh-CN"/>
+        </w:rPr>
+        <w:t>2G-CATH:</w:t>
+      </w:r>
+    </w:p>
+    <w:p>
+      <w:pPr>
+        <w:rPr>
+          <w:rFonts w:hint="default"/>
+          <w:lang w:val="en-US" w:eastAsia="zh-CN"/>
+        </w:rPr>
+      </w:pPr>
+      <w:r>
+        <w:rPr>
+          <w:rFonts w:hint="default"/>
+          <w:lang w:val="en-US" w:eastAsia="zh-CN"/>
+        </w:rPr>
+        <w:t xml:space="preserve">  Dice:      0.7781</w:t>
+      </w:r>
+    </w:p>
+    <w:p>
+      <w:pPr>
+        <w:rPr>
+          <w:rFonts w:hint="default"/>
+          <w:lang w:val="en-US" w:eastAsia="zh-CN"/>
+        </w:rPr>
+      </w:pPr>
+      <w:r>
+        <w:rPr>
+          <w:rFonts w:hint="default"/>
+          <w:lang w:val="en-US" w:eastAsia="zh-CN"/>
+        </w:rPr>
+        <w:t xml:space="preserve">  Recall:    0.8227</w:t>
+      </w:r>
+    </w:p>
+    <w:p>
+      <w:pPr>
+        <w:rPr>
+          <w:rFonts w:hint="default"/>
+          <w:lang w:val="en-US" w:eastAsia="zh-CN"/>
+        </w:rPr>
+      </w:pPr>
+      <w:r>
+        <w:rPr>
+          <w:rFonts w:hint="default"/>
+          <w:lang w:val="en-US" w:eastAsia="zh-CN"/>
+        </w:rPr>
+        <w:t xml:space="preserve">  Precision: 0.7459</w:t>
+      </w:r>
+    </w:p>
+    <w:p>
+      <w:pPr>
+        <w:rPr>
+          <w:rFonts w:hint="default"/>
+          <w:lang w:val="en-US" w:eastAsia="zh-CN"/>
+        </w:rPr>
+      </w:pPr>
+    </w:p>
+    <w:p>
+      <w:pPr>
+        <w:rPr>
+          <w:rFonts w:hint="default"/>
+          <w:lang w:val="en-US" w:eastAsia="zh-CN"/>
+        </w:rPr>
+      </w:pPr>
+      <w:r>
+        <w:rPr>
+          <w:rFonts w:hint="default"/>
+          <w:lang w:val="en-US" w:eastAsia="zh-CN"/>
+        </w:rPr>
+        <w:t>1H-CATH:</w:t>
+      </w:r>
+    </w:p>
+    <w:p>
+      <w:pPr>
+        <w:rPr>
+          <w:rFonts w:hint="default"/>
+          <w:lang w:val="en-US" w:eastAsia="zh-CN"/>
+        </w:rPr>
+      </w:pPr>
+      <w:r>
+        <w:rPr>
+          <w:rFonts w:hint="default"/>
+          <w:lang w:val="en-US" w:eastAsia="zh-CN"/>
+        </w:rPr>
+        <w:t xml:space="preserve">  Dice:      0.7790</w:t>
+      </w:r>
+    </w:p>
+    <w:p>
+      <w:pPr>
+        <w:rPr>
+          <w:rFonts w:hint="default"/>
+          <w:lang w:val="en-US" w:eastAsia="zh-CN"/>
+        </w:rPr>
+      </w:pPr>
+      <w:r>
+        <w:rPr>
+          <w:rFonts w:hint="default"/>
+          <w:lang w:val="en-US" w:eastAsia="zh-CN"/>
+        </w:rPr>
+        <w:t xml:space="preserve">  Recall:    0.8156</w:t>
+      </w:r>
+    </w:p>
+    <w:p>
+      <w:pPr>
+        <w:rPr>
+          <w:rFonts w:hint="default"/>
+          <w:lang w:val="en-US" w:eastAsia="zh-CN"/>
+        </w:rPr>
+      </w:pPr>
+      <w:r>
+        <w:rPr>
+          <w:rFonts w:hint="default"/>
+          <w:lang w:val="en-US" w:eastAsia="zh-CN"/>
+        </w:rPr>
+        <w:t xml:space="preserve">  Precision: 0.7552</w:t>
+      </w:r>
+    </w:p>
+    <w:p>
+      <w:pPr>
+        <w:rPr>
+          <w:rFonts w:hint="default"/>
+          <w:lang w:val="en-US" w:eastAsia="zh-CN"/>
+        </w:rPr>
+      </w:pPr>
+    </w:p>
+    <w:p>
+      <w:pPr>
+        <w:rPr>
+          <w:rFonts w:hint="default"/>
+          <w:lang w:val="en-US" w:eastAsia="zh-CN"/>
+        </w:rPr>
+      </w:pPr>
+      <w:r>
+        <w:rPr>
+          <w:rFonts w:hint="default"/>
+          <w:lang w:val="en-US" w:eastAsia="zh-CN"/>
+        </w:rPr>
+        <w:t>1I-CATH:</w:t>
+      </w:r>
+    </w:p>
+    <w:p>
+      <w:pPr>
+        <w:rPr>
+          <w:rFonts w:hint="default"/>
+          <w:lang w:val="en-US" w:eastAsia="zh-CN"/>
+        </w:rPr>
+      </w:pPr>
+      <w:r>
+        <w:rPr>
+          <w:rFonts w:hint="default"/>
+          <w:lang w:val="en-US" w:eastAsia="zh-CN"/>
+        </w:rPr>
+        <w:t xml:space="preserve">  Dice:      0.7871</w:t>
+      </w:r>
+    </w:p>
+    <w:p>
+      <w:pPr>
+        <w:rPr>
+          <w:rFonts w:hint="default"/>
+          <w:lang w:val="en-US" w:eastAsia="zh-CN"/>
+        </w:rPr>
+      </w:pPr>
+      <w:r>
+        <w:rPr>
+          <w:rFonts w:hint="default"/>
+          <w:lang w:val="en-US" w:eastAsia="zh-CN"/>
+        </w:rPr>
+        <w:t xml:space="preserve">  Recall:    0.8382</w:t>
+      </w:r>
+    </w:p>
+    <w:p>
+      <w:pPr>
+        <w:rPr>
+          <w:rFonts w:hint="default"/>
+          <w:lang w:val="en-US" w:eastAsia="zh-CN"/>
+        </w:rPr>
+      </w:pPr>
+      <w:r>
+        <w:rPr>
+          <w:rFonts w:hint="default"/>
+          <w:lang w:val="en-US" w:eastAsia="zh-CN"/>
+        </w:rPr>
+        <w:t xml:space="preserve">  Precision: 0.7495</w:t>
+      </w:r>
+    </w:p>
+    <w:p>
+      <w:pPr>
+        <w:rPr>
+          <w:rFonts w:hint="default"/>
+          <w:lang w:val="en-US" w:eastAsia="zh-CN"/>
+        </w:rPr>
+      </w:pPr>
+    </w:p>
+    <w:p>
+      <w:pPr>
+        <w:rPr>
+          <w:rFonts w:hint="default"/>
+          <w:lang w:val="en-US" w:eastAsia="zh-CN"/>
+        </w:rPr>
+      </w:pPr>
+      <w:r>
+        <w:rPr>
+          <w:rFonts w:hint="default"/>
+          <w:lang w:val="en-US" w:eastAsia="zh-CN"/>
+        </w:rPr>
+        <w:t>1I2-CATH:</w:t>
+      </w:r>
+    </w:p>
+    <w:p>
+      <w:pPr>
+        <w:rPr>
+          <w:rFonts w:hint="default"/>
+          <w:lang w:val="en-US" w:eastAsia="zh-CN"/>
+        </w:rPr>
+      </w:pPr>
+      <w:r>
+        <w:rPr>
+          <w:rFonts w:hint="default"/>
+          <w:lang w:val="en-US" w:eastAsia="zh-CN"/>
+        </w:rPr>
+        <w:t xml:space="preserve">  Dice:      0.7954</w:t>
+      </w:r>
+    </w:p>
+    <w:p>
+      <w:pPr>
+        <w:rPr>
+          <w:rFonts w:hint="default"/>
+          <w:lang w:val="en-US" w:eastAsia="zh-CN"/>
+        </w:rPr>
+      </w:pPr>
+      <w:r>
+        <w:rPr>
+          <w:rFonts w:hint="default"/>
+          <w:lang w:val="en-US" w:eastAsia="zh-CN"/>
+        </w:rPr>
+        <w:t xml:space="preserve">  Recall:    0.8287</w:t>
+      </w:r>
+    </w:p>
+    <w:p>
+      <w:pPr>
+        <w:rPr>
+          <w:rFonts w:hint="default"/>
+          <w:lang w:val="en-US" w:eastAsia="zh-CN"/>
+        </w:rPr>
+      </w:pPr>
+      <w:r>
+        <w:rPr>
+          <w:rFonts w:hint="default"/>
+          <w:lang w:val="en-US" w:eastAsia="zh-CN"/>
+        </w:rPr>
+        <w:t xml:space="preserve">  Precision: 0.7716</w:t>
+      </w:r>
     </w:p>
     <w:p>
       <w:pPr>
@@ -3176,7 +5525,7 @@
       <w:lang w:val="en-US" w:eastAsia="zh-CN" w:bidi="ar-SA"/>
     </w:rPr>
   </w:style>
-  <w:style w:type="character" w:default="1" w:styleId="3">
+  <w:style w:type="character" w:default="1" w:styleId="4">
     <w:name w:val="Default Paragraph Font"/>
     <w:semiHidden/>
     <w:qFormat/>
@@ -3194,6 +5543,25 @@
         <w:bottom w:w="0" w:type="dxa"/>
         <w:right w:w="108" w:type="dxa"/>
       </w:tblCellMar>
+    </w:tblPr>
+  </w:style>
+  <w:style w:type="table" w:styleId="3">
+    <w:name w:val="Table Grid"/>
+    <w:basedOn w:val="2"/>
+    <w:uiPriority w:val="0"/>
+    <w:pPr>
+      <w:widowControl w:val="0"/>
+      <w:jc w:val="both"/>
+    </w:pPr>
+    <w:tblPr>
+      <w:tblBorders>
+        <w:top w:val="single" w:color="auto" w:sz="4" w:space="0"/>
+        <w:left w:val="single" w:color="auto" w:sz="4" w:space="0"/>
+        <w:bottom w:val="single" w:color="auto" w:sz="4" w:space="0"/>
+        <w:right w:val="single" w:color="auto" w:sz="4" w:space="0"/>
+        <w:insideH w:val="single" w:color="auto" w:sz="4" w:space="0"/>
+        <w:insideV w:val="single" w:color="auto" w:sz="4" w:space="0"/>
+      </w:tblBorders>
     </w:tblPr>
   </w:style>
 </w:styles>

--- a/experimentalRecord.docx
+++ b/experimentalRecord.docx
@@ -3361,7 +3361,9 @@
         </w:tblBorders>
         <w:tblLayout w:type="autofit"/>
         <w:tblCellMar>
+          <w:top w:w="0" w:type="dxa"/>
           <w:left w:w="108" w:type="dxa"/>
+          <w:bottom w:w="0" w:type="dxa"/>
           <w:right w:w="108" w:type="dxa"/>
         </w:tblCellMar>
       </w:tblPr>
@@ -3385,7 +3387,9 @@
             <w:insideV w:val="single" w:color="auto" w:sz="4" w:space="0"/>
           </w:tblBorders>
           <w:tblCellMar>
+            <w:top w:w="0" w:type="dxa"/>
             <w:left w:w="108" w:type="dxa"/>
+            <w:bottom w:w="0" w:type="dxa"/>
             <w:right w:w="108" w:type="dxa"/>
           </w:tblCellMar>
         </w:tblPrEx>
@@ -3516,7 +3520,9 @@
             <w:insideV w:val="single" w:color="auto" w:sz="4" w:space="0"/>
           </w:tblBorders>
           <w:tblCellMar>
+            <w:top w:w="0" w:type="dxa"/>
             <w:left w:w="108" w:type="dxa"/>
+            <w:bottom w:w="0" w:type="dxa"/>
             <w:right w:w="108" w:type="dxa"/>
           </w:tblCellMar>
         </w:tblPrEx>
@@ -3616,7 +3622,6 @@
           <w:tcPr>
             <w:tcW w:w="1170" w:type="dxa"/>
             <w:vMerge w:val="continue"/>
-            <w:tcBorders/>
             <w:vAlign w:val="top"/>
           </w:tcPr>
           <w:p>
@@ -3633,7 +3638,6 @@
           <w:tcPr>
             <w:tcW w:w="1264" w:type="dxa"/>
             <w:vMerge w:val="continue"/>
-            <w:tcBorders/>
           </w:tcPr>
           <w:p>
             <w:pPr>
@@ -3649,7 +3653,6 @@
           <w:tcPr>
             <w:tcW w:w="1486" w:type="dxa"/>
             <w:vMerge w:val="continue"/>
-            <w:tcBorders/>
           </w:tcPr>
           <w:p>
             <w:pPr>
@@ -3673,7 +3676,9 @@
             <w:insideV w:val="single" w:color="auto" w:sz="4" w:space="0"/>
           </w:tblBorders>
           <w:tblCellMar>
+            <w:top w:w="0" w:type="dxa"/>
             <w:left w:w="108" w:type="dxa"/>
+            <w:bottom w:w="0" w:type="dxa"/>
             <w:right w:w="108" w:type="dxa"/>
           </w:tblCellMar>
         </w:tblPrEx>
@@ -3858,7 +3863,9 @@
             <w:insideV w:val="single" w:color="auto" w:sz="4" w:space="0"/>
           </w:tblBorders>
           <w:tblCellMar>
+            <w:top w:w="0" w:type="dxa"/>
             <w:left w:w="108" w:type="dxa"/>
+            <w:bottom w:w="0" w:type="dxa"/>
             <w:right w:w="108" w:type="dxa"/>
           </w:tblCellMar>
         </w:tblPrEx>
@@ -4045,7 +4052,9 @@
             <w:insideV w:val="single" w:color="auto" w:sz="4" w:space="0"/>
           </w:tblBorders>
           <w:tblCellMar>
+            <w:top w:w="0" w:type="dxa"/>
             <w:left w:w="108" w:type="dxa"/>
+            <w:bottom w:w="0" w:type="dxa"/>
             <w:right w:w="108" w:type="dxa"/>
           </w:tblCellMar>
         </w:tblPrEx>
@@ -4229,7 +4238,9 @@
             <w:insideV w:val="single" w:color="auto" w:sz="4" w:space="0"/>
           </w:tblBorders>
           <w:tblCellMar>
+            <w:top w:w="0" w:type="dxa"/>
             <w:left w:w="108" w:type="dxa"/>
+            <w:bottom w:w="0" w:type="dxa"/>
             <w:right w:w="108" w:type="dxa"/>
           </w:tblCellMar>
         </w:tblPrEx>
@@ -4413,7 +4424,9 @@
             <w:insideV w:val="single" w:color="auto" w:sz="4" w:space="0"/>
           </w:tblBorders>
           <w:tblCellMar>
+            <w:top w:w="0" w:type="dxa"/>
             <w:left w:w="108" w:type="dxa"/>
+            <w:bottom w:w="0" w:type="dxa"/>
             <w:right w:w="108" w:type="dxa"/>
           </w:tblCellMar>
         </w:tblPrEx>
@@ -4597,7 +4610,9 @@
             <w:insideV w:val="single" w:color="auto" w:sz="4" w:space="0"/>
           </w:tblBorders>
           <w:tblCellMar>
+            <w:top w:w="0" w:type="dxa"/>
             <w:left w:w="108" w:type="dxa"/>
+            <w:bottom w:w="0" w:type="dxa"/>
             <w:right w:w="108" w:type="dxa"/>
           </w:tblCellMar>
         </w:tblPrEx>
@@ -4754,8 +4769,6 @@
               </w:rPr>
               <w:t>-CATH</w:t>
             </w:r>
-            <w:bookmarkStart w:id="0" w:name="_GoBack"/>
-            <w:bookmarkEnd w:id="0"/>
           </w:p>
         </w:tc>
         <w:tc>
@@ -5231,13 +5244,1465 @@
         </w:rPr>
       </w:pPr>
     </w:p>
-    <w:p>
-      <w:pPr>
-        <w:rPr>
-          <w:rFonts w:hint="default"/>
-          <w:lang w:val="en-US" w:eastAsia="zh-CN"/>
-        </w:rPr>
-      </w:pPr>
+    <w:tbl>
+      <w:tblPr>
+        <w:tblStyle w:val="3"/>
+        <w:tblW w:w="0" w:type="auto"/>
+        <w:tblInd w:w="0" w:type="dxa"/>
+        <w:tblBorders>
+          <w:top w:val="single" w:color="auto" w:sz="4" w:space="0"/>
+          <w:left w:val="single" w:color="auto" w:sz="4" w:space="0"/>
+          <w:bottom w:val="single" w:color="auto" w:sz="4" w:space="0"/>
+          <w:right w:val="single" w:color="auto" w:sz="4" w:space="0"/>
+          <w:insideH w:val="single" w:color="auto" w:sz="4" w:space="0"/>
+          <w:insideV w:val="single" w:color="auto" w:sz="4" w:space="0"/>
+        </w:tblBorders>
+        <w:tblLayout w:type="autofit"/>
+        <w:tblCellMar>
+          <w:top w:w="0" w:type="dxa"/>
+          <w:left w:w="108" w:type="dxa"/>
+          <w:bottom w:w="0" w:type="dxa"/>
+          <w:right w:w="108" w:type="dxa"/>
+        </w:tblCellMar>
+      </w:tblPr>
+      <w:tblGrid>
+        <w:gridCol w:w="1108"/>
+        <w:gridCol w:w="1110"/>
+        <w:gridCol w:w="1109"/>
+        <w:gridCol w:w="1274"/>
+        <w:gridCol w:w="1170"/>
+        <w:gridCol w:w="1264"/>
+        <w:gridCol w:w="1486"/>
+      </w:tblGrid>
+      <w:tr>
+        <w:tblPrEx>
+          <w:tblBorders>
+            <w:top w:val="single" w:color="auto" w:sz="4" w:space="0"/>
+            <w:left w:val="single" w:color="auto" w:sz="4" w:space="0"/>
+            <w:bottom w:val="single" w:color="auto" w:sz="4" w:space="0"/>
+            <w:right w:val="single" w:color="auto" w:sz="4" w:space="0"/>
+            <w:insideH w:val="single" w:color="auto" w:sz="4" w:space="0"/>
+            <w:insideV w:val="single" w:color="auto" w:sz="4" w:space="0"/>
+          </w:tblBorders>
+          <w:tblCellMar>
+            <w:top w:w="0" w:type="dxa"/>
+            <w:left w:w="108" w:type="dxa"/>
+            <w:bottom w:w="0" w:type="dxa"/>
+            <w:right w:w="108" w:type="dxa"/>
+          </w:tblCellMar>
+        </w:tblPrEx>
+        <w:tc>
+          <w:tcPr>
+            <w:tcW w:w="2218" w:type="dxa"/>
+            <w:gridSpan w:val="2"/>
+          </w:tcPr>
+          <w:p>
+            <w:pPr>
+              <w:rPr>
+                <w:rFonts w:hint="default"/>
+                <w:vertAlign w:val="baseline"/>
+                <w:lang w:val="en-US" w:eastAsia="zh-CN"/>
+              </w:rPr>
+            </w:pPr>
+            <w:r>
+              <w:rPr>
+                <w:rFonts w:hint="eastAsia"/>
+                <w:vertAlign w:val="baseline"/>
+                <w:lang w:val="en-US" w:eastAsia="zh-CN"/>
+              </w:rPr>
+              <w:t>主干框架的消融</w:t>
+            </w:r>
+          </w:p>
+        </w:tc>
+        <w:tc>
+          <w:tcPr>
+            <w:tcW w:w="2383" w:type="dxa"/>
+            <w:gridSpan w:val="2"/>
+          </w:tcPr>
+          <w:p>
+            <w:pPr>
+              <w:rPr>
+                <w:rFonts w:hint="default"/>
+                <w:vertAlign w:val="baseline"/>
+                <w:lang w:val="en-US" w:eastAsia="zh-CN"/>
+              </w:rPr>
+            </w:pPr>
+            <w:r>
+              <w:rPr>
+                <w:rFonts w:hint="eastAsia"/>
+                <w:vertAlign w:val="baseline"/>
+                <w:lang w:val="en-US" w:eastAsia="zh-CN"/>
+              </w:rPr>
+              <w:t>自适应学习模块的消融</w:t>
+            </w:r>
+          </w:p>
+        </w:tc>
+        <w:tc>
+          <w:tcPr>
+            <w:tcW w:w="1170" w:type="dxa"/>
+            <w:vMerge w:val="restart"/>
+          </w:tcPr>
+          <w:p>
+            <w:pPr>
+              <w:rPr>
+                <w:rFonts w:hint="default"/>
+                <w:vertAlign w:val="baseline"/>
+                <w:lang w:val="en-US" w:eastAsia="zh-CN"/>
+              </w:rPr>
+            </w:pPr>
+            <w:r>
+              <w:rPr>
+                <w:rFonts w:hint="eastAsia"/>
+                <w:vertAlign w:val="baseline"/>
+                <w:lang w:val="en-US" w:eastAsia="zh-CN"/>
+              </w:rPr>
+              <w:t>高迭代数</w:t>
+            </w:r>
+          </w:p>
+        </w:tc>
+        <w:tc>
+          <w:tcPr>
+            <w:tcW w:w="1264" w:type="dxa"/>
+            <w:vMerge w:val="restart"/>
+          </w:tcPr>
+          <w:p>
+            <w:pPr>
+              <w:rPr>
+                <w:rFonts w:hint="default"/>
+                <w:vertAlign w:val="baseline"/>
+                <w:lang w:val="en-US" w:eastAsia="zh-CN"/>
+              </w:rPr>
+            </w:pPr>
+            <w:r>
+              <w:rPr>
+                <w:rFonts w:hint="eastAsia"/>
+                <w:vertAlign w:val="baseline"/>
+                <w:lang w:val="en-US" w:eastAsia="zh-CN"/>
+              </w:rPr>
+              <w:t>Id</w:t>
+            </w:r>
+          </w:p>
+        </w:tc>
+        <w:tc>
+          <w:tcPr>
+            <w:tcW w:w="1486" w:type="dxa"/>
+            <w:vMerge w:val="restart"/>
+          </w:tcPr>
+          <w:p>
+            <w:pPr>
+              <w:rPr>
+                <w:rFonts w:hint="default"/>
+                <w:vertAlign w:val="baseline"/>
+                <w:lang w:val="en-US" w:eastAsia="zh-CN"/>
+              </w:rPr>
+            </w:pPr>
+            <w:r>
+              <w:rPr>
+                <w:rFonts w:hint="eastAsia"/>
+                <w:vertAlign w:val="baseline"/>
+                <w:lang w:val="en-US" w:eastAsia="zh-CN"/>
+              </w:rPr>
+              <w:t>Dice</w:t>
+            </w:r>
+          </w:p>
+        </w:tc>
+      </w:tr>
+      <w:tr>
+        <w:tblPrEx>
+          <w:tblBorders>
+            <w:top w:val="single" w:color="auto" w:sz="4" w:space="0"/>
+            <w:left w:val="single" w:color="auto" w:sz="4" w:space="0"/>
+            <w:bottom w:val="single" w:color="auto" w:sz="4" w:space="0"/>
+            <w:right w:val="single" w:color="auto" w:sz="4" w:space="0"/>
+            <w:insideH w:val="single" w:color="auto" w:sz="4" w:space="0"/>
+            <w:insideV w:val="single" w:color="auto" w:sz="4" w:space="0"/>
+          </w:tblBorders>
+          <w:tblCellMar>
+            <w:top w:w="0" w:type="dxa"/>
+            <w:left w:w="108" w:type="dxa"/>
+            <w:bottom w:w="0" w:type="dxa"/>
+            <w:right w:w="108" w:type="dxa"/>
+          </w:tblCellMar>
+        </w:tblPrEx>
+        <w:tc>
+          <w:tcPr>
+            <w:tcW w:w="1108" w:type="dxa"/>
+            <w:vAlign w:val="top"/>
+          </w:tcPr>
+          <w:p>
+            <w:pPr>
+              <w:rPr>
+                <w:rFonts w:hint="default"/>
+                <w:vertAlign w:val="baseline"/>
+                <w:lang w:val="en-US" w:eastAsia="zh-CN"/>
+              </w:rPr>
+            </w:pPr>
+            <w:r>
+              <w:rPr>
+                <w:rFonts w:hint="eastAsia"/>
+                <w:vertAlign w:val="baseline"/>
+                <w:lang w:val="en-US" w:eastAsia="zh-CN"/>
+              </w:rPr>
+              <w:t>流体</w:t>
+            </w:r>
+          </w:p>
+        </w:tc>
+        <w:tc>
+          <w:tcPr>
+            <w:tcW w:w="1110" w:type="dxa"/>
+            <w:vAlign w:val="top"/>
+          </w:tcPr>
+          <w:p>
+            <w:pPr>
+              <w:rPr>
+                <w:rFonts w:hint="default"/>
+                <w:vertAlign w:val="baseline"/>
+                <w:lang w:val="en-US" w:eastAsia="zh-CN"/>
+              </w:rPr>
+            </w:pPr>
+            <w:r>
+              <w:rPr>
+                <w:rFonts w:hint="eastAsia"/>
+                <w:vertAlign w:val="baseline"/>
+                <w:lang w:val="en-US" w:eastAsia="zh-CN"/>
+              </w:rPr>
+              <w:t>软体</w:t>
+            </w:r>
+          </w:p>
+        </w:tc>
+        <w:tc>
+          <w:tcPr>
+            <w:tcW w:w="1109" w:type="dxa"/>
+            <w:vAlign w:val="top"/>
+          </w:tcPr>
+          <w:p>
+            <w:pPr>
+              <w:rPr>
+                <w:rFonts w:hint="default"/>
+                <w:vertAlign w:val="baseline"/>
+                <w:lang w:val="en-US" w:eastAsia="zh-CN"/>
+              </w:rPr>
+            </w:pPr>
+            <w:r>
+              <w:rPr>
+                <w:rFonts w:hint="eastAsia"/>
+                <w:vertAlign w:val="baseline"/>
+                <w:lang w:val="en-US" w:eastAsia="zh-CN"/>
+              </w:rPr>
+              <w:t>简洁损失</w:t>
+            </w:r>
+          </w:p>
+        </w:tc>
+        <w:tc>
+          <w:tcPr>
+            <w:tcW w:w="1274" w:type="dxa"/>
+            <w:vAlign w:val="top"/>
+          </w:tcPr>
+          <w:p>
+            <w:pPr>
+              <w:rPr>
+                <w:rFonts w:hint="default"/>
+                <w:vertAlign w:val="baseline"/>
+                <w:lang w:val="en-US" w:eastAsia="zh-CN"/>
+              </w:rPr>
+            </w:pPr>
+            <w:r>
+              <w:rPr>
+                <w:rFonts w:hint="eastAsia"/>
+                <w:vertAlign w:val="baseline"/>
+                <w:lang w:val="en-US" w:eastAsia="zh-CN"/>
+              </w:rPr>
+              <w:t>快收敛</w:t>
+            </w:r>
+          </w:p>
+        </w:tc>
+        <w:tc>
+          <w:tcPr>
+            <w:tcW w:w="1170" w:type="dxa"/>
+            <w:vMerge w:val="continue"/>
+            <w:vAlign w:val="top"/>
+          </w:tcPr>
+          <w:p>
+            <w:pPr>
+              <w:rPr>
+                <w:rFonts w:hint="default"/>
+                <w:vertAlign w:val="baseline"/>
+                <w:lang w:val="en-US" w:eastAsia="zh-CN"/>
+              </w:rPr>
+            </w:pPr>
+          </w:p>
+        </w:tc>
+        <w:tc>
+          <w:tcPr>
+            <w:tcW w:w="1264" w:type="dxa"/>
+            <w:vMerge w:val="continue"/>
+          </w:tcPr>
+          <w:p>
+            <w:pPr>
+              <w:rPr>
+                <w:rFonts w:hint="default"/>
+                <w:vertAlign w:val="baseline"/>
+                <w:lang w:val="en-US" w:eastAsia="zh-CN"/>
+              </w:rPr>
+            </w:pPr>
+          </w:p>
+        </w:tc>
+        <w:tc>
+          <w:tcPr>
+            <w:tcW w:w="1486" w:type="dxa"/>
+            <w:vMerge w:val="continue"/>
+          </w:tcPr>
+          <w:p>
+            <w:pPr>
+              <w:rPr>
+                <w:rFonts w:hint="default"/>
+                <w:vertAlign w:val="baseline"/>
+                <w:lang w:val="en-US" w:eastAsia="zh-CN"/>
+              </w:rPr>
+            </w:pPr>
+          </w:p>
+        </w:tc>
+      </w:tr>
+      <w:tr>
+        <w:tblPrEx>
+          <w:tblBorders>
+            <w:top w:val="single" w:color="auto" w:sz="4" w:space="0"/>
+            <w:left w:val="single" w:color="auto" w:sz="4" w:space="0"/>
+            <w:bottom w:val="single" w:color="auto" w:sz="4" w:space="0"/>
+            <w:right w:val="single" w:color="auto" w:sz="4" w:space="0"/>
+            <w:insideH w:val="single" w:color="auto" w:sz="4" w:space="0"/>
+            <w:insideV w:val="single" w:color="auto" w:sz="4" w:space="0"/>
+          </w:tblBorders>
+          <w:tblCellMar>
+            <w:top w:w="0" w:type="dxa"/>
+            <w:left w:w="108" w:type="dxa"/>
+            <w:bottom w:w="0" w:type="dxa"/>
+            <w:right w:w="108" w:type="dxa"/>
+          </w:tblCellMar>
+        </w:tblPrEx>
+        <w:tc>
+          <w:tcPr>
+            <w:tcW w:w="1108" w:type="dxa"/>
+          </w:tcPr>
+          <w:p>
+            <w:pPr>
+              <w:rPr>
+                <w:rFonts w:hint="default"/>
+                <w:vertAlign w:val="baseline"/>
+                <w:lang w:val="en-US" w:eastAsia="zh-CN"/>
+              </w:rPr>
+            </w:pPr>
+            <w:r>
+              <w:rPr>
+                <w:rFonts w:hint="eastAsia"/>
+                <w:vertAlign w:val="baseline"/>
+                <w:lang w:val="en-US" w:eastAsia="zh-CN"/>
+              </w:rPr>
+              <w:t>×</w:t>
+            </w:r>
+          </w:p>
+        </w:tc>
+        <w:tc>
+          <w:tcPr>
+            <w:tcW w:w="1110" w:type="dxa"/>
+          </w:tcPr>
+          <w:p>
+            <w:pPr>
+              <w:rPr>
+                <w:rFonts w:hint="default"/>
+                <w:vertAlign w:val="baseline"/>
+                <w:lang w:val="en-US" w:eastAsia="zh-CN"/>
+              </w:rPr>
+            </w:pPr>
+            <w:r>
+              <w:rPr>
+                <w:rFonts w:hint="eastAsia"/>
+                <w:vertAlign w:val="baseline"/>
+                <w:lang w:val="en-US" w:eastAsia="zh-CN"/>
+              </w:rPr>
+              <w:t>×</w:t>
+            </w:r>
+          </w:p>
+        </w:tc>
+        <w:tc>
+          <w:tcPr>
+            <w:tcW w:w="1109" w:type="dxa"/>
+          </w:tcPr>
+          <w:p>
+            <w:pPr>
+              <w:rPr>
+                <w:rFonts w:hint="default"/>
+                <w:vertAlign w:val="baseline"/>
+                <w:lang w:val="en-US" w:eastAsia="zh-CN"/>
+              </w:rPr>
+            </w:pPr>
+            <w:r>
+              <w:rPr>
+                <w:rFonts w:hint="eastAsia"/>
+                <w:vertAlign w:val="baseline"/>
+                <w:lang w:val="en-US" w:eastAsia="zh-CN"/>
+              </w:rPr>
+              <w:t>√</w:t>
+            </w:r>
+          </w:p>
+        </w:tc>
+        <w:tc>
+          <w:tcPr>
+            <w:tcW w:w="1274" w:type="dxa"/>
+          </w:tcPr>
+          <w:p>
+            <w:pPr>
+              <w:rPr>
+                <w:rFonts w:hint="default"/>
+                <w:vertAlign w:val="baseline"/>
+                <w:lang w:val="en-US" w:eastAsia="zh-CN"/>
+              </w:rPr>
+            </w:pPr>
+            <w:r>
+              <w:rPr>
+                <w:rFonts w:hint="eastAsia"/>
+                <w:vertAlign w:val="baseline"/>
+                <w:lang w:val="en-US" w:eastAsia="zh-CN"/>
+              </w:rPr>
+              <w:t>√</w:t>
+            </w:r>
+          </w:p>
+        </w:tc>
+        <w:tc>
+          <w:tcPr>
+            <w:tcW w:w="1170" w:type="dxa"/>
+          </w:tcPr>
+          <w:p>
+            <w:pPr>
+              <w:rPr>
+                <w:rFonts w:hint="default"/>
+                <w:vertAlign w:val="baseline"/>
+                <w:lang w:val="en-US" w:eastAsia="zh-CN"/>
+              </w:rPr>
+            </w:pPr>
+            <w:r>
+              <w:rPr>
+                <w:rFonts w:hint="eastAsia"/>
+                <w:vertAlign w:val="baseline"/>
+                <w:lang w:val="en-US" w:eastAsia="zh-CN"/>
+              </w:rPr>
+              <w:t>×</w:t>
+            </w:r>
+          </w:p>
+        </w:tc>
+        <w:tc>
+          <w:tcPr>
+            <w:tcW w:w="1264" w:type="dxa"/>
+          </w:tcPr>
+          <w:p>
+            <w:pPr>
+              <w:rPr>
+                <w:rFonts w:hint="default"/>
+                <w:vertAlign w:val="baseline"/>
+                <w:lang w:val="en-US" w:eastAsia="zh-CN"/>
+              </w:rPr>
+            </w:pPr>
+            <w:r>
+              <w:rPr>
+                <w:rFonts w:hint="default"/>
+                <w:vertAlign w:val="baseline"/>
+                <w:lang w:val="en-US" w:eastAsia="zh-CN"/>
+              </w:rPr>
+              <w:t>1</w:t>
+            </w:r>
+            <w:r>
+              <w:rPr>
+                <w:rFonts w:hint="eastAsia"/>
+                <w:vertAlign w:val="baseline"/>
+                <w:lang w:val="en-US" w:eastAsia="zh-CN"/>
+              </w:rPr>
+              <w:t>D</w:t>
+            </w:r>
+            <w:r>
+              <w:rPr>
+                <w:rFonts w:hint="default"/>
+                <w:lang w:val="en-US" w:eastAsia="zh-CN"/>
+              </w:rPr>
+              <w:t>-CATH</w:t>
+            </w:r>
+          </w:p>
+        </w:tc>
+        <w:tc>
+          <w:tcPr>
+            <w:tcW w:w="1486" w:type="dxa"/>
+          </w:tcPr>
+          <w:p>
+            <w:pPr>
+              <w:rPr>
+                <w:rFonts w:hint="default"/>
+                <w:vertAlign w:val="baseline"/>
+                <w:lang w:val="en-US" w:eastAsia="zh-CN"/>
+              </w:rPr>
+            </w:pPr>
+            <w:r>
+              <w:rPr>
+                <w:rFonts w:hint="eastAsia"/>
+                <w:vertAlign w:val="baseline"/>
+                <w:lang w:val="en-US" w:eastAsia="zh-CN"/>
+              </w:rPr>
+              <w:t>0.727</w:t>
+            </w:r>
+          </w:p>
+        </w:tc>
+      </w:tr>
+      <w:tr>
+        <w:tblPrEx>
+          <w:tblBorders>
+            <w:top w:val="single" w:color="auto" w:sz="4" w:space="0"/>
+            <w:left w:val="single" w:color="auto" w:sz="4" w:space="0"/>
+            <w:bottom w:val="single" w:color="auto" w:sz="4" w:space="0"/>
+            <w:right w:val="single" w:color="auto" w:sz="4" w:space="0"/>
+            <w:insideH w:val="single" w:color="auto" w:sz="4" w:space="0"/>
+            <w:insideV w:val="single" w:color="auto" w:sz="4" w:space="0"/>
+          </w:tblBorders>
+          <w:tblCellMar>
+            <w:top w:w="0" w:type="dxa"/>
+            <w:left w:w="108" w:type="dxa"/>
+            <w:bottom w:w="0" w:type="dxa"/>
+            <w:right w:w="108" w:type="dxa"/>
+          </w:tblCellMar>
+        </w:tblPrEx>
+        <w:tc>
+          <w:tcPr>
+            <w:tcW w:w="1108" w:type="dxa"/>
+          </w:tcPr>
+          <w:p>
+            <w:pPr>
+              <w:rPr>
+                <w:rFonts w:hint="default"/>
+                <w:vertAlign w:val="baseline"/>
+                <w:lang w:val="en-US" w:eastAsia="zh-CN"/>
+              </w:rPr>
+            </w:pPr>
+            <w:r>
+              <w:rPr>
+                <w:rFonts w:hint="eastAsia"/>
+                <w:vertAlign w:val="baseline"/>
+                <w:lang w:val="en-US" w:eastAsia="zh-CN"/>
+              </w:rPr>
+              <w:t>√</w:t>
+            </w:r>
+          </w:p>
+        </w:tc>
+        <w:tc>
+          <w:tcPr>
+            <w:tcW w:w="1110" w:type="dxa"/>
+          </w:tcPr>
+          <w:p>
+            <w:pPr>
+              <w:rPr>
+                <w:rFonts w:hint="default"/>
+                <w:vertAlign w:val="baseline"/>
+                <w:lang w:val="en-US" w:eastAsia="zh-CN"/>
+              </w:rPr>
+            </w:pPr>
+            <w:r>
+              <w:rPr>
+                <w:rFonts w:hint="eastAsia"/>
+                <w:vertAlign w:val="baseline"/>
+                <w:lang w:val="en-US" w:eastAsia="zh-CN"/>
+              </w:rPr>
+              <w:t>×</w:t>
+            </w:r>
+          </w:p>
+        </w:tc>
+        <w:tc>
+          <w:tcPr>
+            <w:tcW w:w="1109" w:type="dxa"/>
+            <w:vAlign w:val="top"/>
+          </w:tcPr>
+          <w:p>
+            <w:pPr>
+              <w:rPr>
+                <w:rFonts w:hint="default"/>
+                <w:vertAlign w:val="baseline"/>
+                <w:lang w:val="en-US" w:eastAsia="zh-CN"/>
+              </w:rPr>
+            </w:pPr>
+            <w:r>
+              <w:rPr>
+                <w:rFonts w:hint="eastAsia"/>
+                <w:vertAlign w:val="baseline"/>
+                <w:lang w:val="en-US" w:eastAsia="zh-CN"/>
+              </w:rPr>
+              <w:t>√</w:t>
+            </w:r>
+          </w:p>
+        </w:tc>
+        <w:tc>
+          <w:tcPr>
+            <w:tcW w:w="1274" w:type="dxa"/>
+            <w:vAlign w:val="top"/>
+          </w:tcPr>
+          <w:p>
+            <w:pPr>
+              <w:rPr>
+                <w:rFonts w:hint="default"/>
+                <w:vertAlign w:val="baseline"/>
+                <w:lang w:val="en-US" w:eastAsia="zh-CN"/>
+              </w:rPr>
+            </w:pPr>
+            <w:r>
+              <w:rPr>
+                <w:rFonts w:hint="eastAsia"/>
+                <w:vertAlign w:val="baseline"/>
+                <w:lang w:val="en-US" w:eastAsia="zh-CN"/>
+              </w:rPr>
+              <w:t>√</w:t>
+            </w:r>
+          </w:p>
+        </w:tc>
+        <w:tc>
+          <w:tcPr>
+            <w:tcW w:w="1170" w:type="dxa"/>
+          </w:tcPr>
+          <w:p>
+            <w:pPr>
+              <w:rPr>
+                <w:rFonts w:hint="default"/>
+                <w:vertAlign w:val="baseline"/>
+                <w:lang w:val="en-US" w:eastAsia="zh-CN"/>
+              </w:rPr>
+            </w:pPr>
+            <w:r>
+              <w:rPr>
+                <w:rFonts w:hint="eastAsia"/>
+                <w:vertAlign w:val="baseline"/>
+                <w:lang w:val="en-US" w:eastAsia="zh-CN"/>
+              </w:rPr>
+              <w:t>×</w:t>
+            </w:r>
+          </w:p>
+        </w:tc>
+        <w:tc>
+          <w:tcPr>
+            <w:tcW w:w="1264" w:type="dxa"/>
+          </w:tcPr>
+          <w:p>
+            <w:pPr>
+              <w:rPr>
+                <w:rFonts w:hint="default"/>
+                <w:vertAlign w:val="baseline"/>
+                <w:lang w:val="en-US" w:eastAsia="zh-CN"/>
+              </w:rPr>
+            </w:pPr>
+            <w:r>
+              <w:rPr>
+                <w:rFonts w:hint="default"/>
+                <w:vertAlign w:val="baseline"/>
+                <w:lang w:val="en-US" w:eastAsia="zh-CN"/>
+              </w:rPr>
+              <w:t>1</w:t>
+            </w:r>
+            <w:r>
+              <w:rPr>
+                <w:rFonts w:hint="eastAsia"/>
+                <w:vertAlign w:val="baseline"/>
+                <w:lang w:val="en-US" w:eastAsia="zh-CN"/>
+              </w:rPr>
+              <w:t>C</w:t>
+            </w:r>
+            <w:r>
+              <w:rPr>
+                <w:rFonts w:hint="default"/>
+                <w:lang w:val="en-US" w:eastAsia="zh-CN"/>
+              </w:rPr>
+              <w:t>-CATH</w:t>
+            </w:r>
+          </w:p>
+        </w:tc>
+        <w:tc>
+          <w:tcPr>
+            <w:tcW w:w="1486" w:type="dxa"/>
+          </w:tcPr>
+          <w:p>
+            <w:pPr>
+              <w:rPr>
+                <w:rFonts w:hint="default"/>
+                <w:vertAlign w:val="baseline"/>
+                <w:lang w:val="en-US" w:eastAsia="zh-CN"/>
+              </w:rPr>
+            </w:pPr>
+            <w:r>
+              <w:rPr>
+                <w:rFonts w:hint="eastAsia"/>
+                <w:vertAlign w:val="baseline"/>
+                <w:lang w:val="en-US" w:eastAsia="zh-CN"/>
+              </w:rPr>
+              <w:t>0.789</w:t>
+            </w:r>
+          </w:p>
+        </w:tc>
+      </w:tr>
+      <w:tr>
+        <w:tblPrEx>
+          <w:tblBorders>
+            <w:top w:val="single" w:color="auto" w:sz="4" w:space="0"/>
+            <w:left w:val="single" w:color="auto" w:sz="4" w:space="0"/>
+            <w:bottom w:val="single" w:color="auto" w:sz="4" w:space="0"/>
+            <w:right w:val="single" w:color="auto" w:sz="4" w:space="0"/>
+            <w:insideH w:val="single" w:color="auto" w:sz="4" w:space="0"/>
+            <w:insideV w:val="single" w:color="auto" w:sz="4" w:space="0"/>
+          </w:tblBorders>
+          <w:tblCellMar>
+            <w:top w:w="0" w:type="dxa"/>
+            <w:left w:w="108" w:type="dxa"/>
+            <w:bottom w:w="0" w:type="dxa"/>
+            <w:right w:w="108" w:type="dxa"/>
+          </w:tblCellMar>
+        </w:tblPrEx>
+        <w:tc>
+          <w:tcPr>
+            <w:tcW w:w="1108" w:type="dxa"/>
+            <w:vAlign w:val="top"/>
+          </w:tcPr>
+          <w:p>
+            <w:pPr>
+              <w:rPr>
+                <w:rFonts w:hint="default"/>
+                <w:vertAlign w:val="baseline"/>
+                <w:lang w:val="en-US" w:eastAsia="zh-CN"/>
+              </w:rPr>
+            </w:pPr>
+            <w:r>
+              <w:rPr>
+                <w:rFonts w:hint="eastAsia"/>
+                <w:vertAlign w:val="baseline"/>
+                <w:lang w:val="en-US" w:eastAsia="zh-CN"/>
+              </w:rPr>
+              <w:t>√</w:t>
+            </w:r>
+          </w:p>
+        </w:tc>
+        <w:tc>
+          <w:tcPr>
+            <w:tcW w:w="1110" w:type="dxa"/>
+            <w:vAlign w:val="top"/>
+          </w:tcPr>
+          <w:p>
+            <w:pPr>
+              <w:rPr>
+                <w:rFonts w:hint="default"/>
+                <w:vertAlign w:val="baseline"/>
+                <w:lang w:val="en-US" w:eastAsia="zh-CN"/>
+              </w:rPr>
+            </w:pPr>
+            <w:r>
+              <w:rPr>
+                <w:rFonts w:hint="eastAsia"/>
+                <w:vertAlign w:val="baseline"/>
+                <w:lang w:val="en-US" w:eastAsia="zh-CN"/>
+              </w:rPr>
+              <w:t>√</w:t>
+            </w:r>
+          </w:p>
+        </w:tc>
+        <w:tc>
+          <w:tcPr>
+            <w:tcW w:w="1109" w:type="dxa"/>
+            <w:vAlign w:val="top"/>
+          </w:tcPr>
+          <w:p>
+            <w:pPr>
+              <w:rPr>
+                <w:rFonts w:hint="default"/>
+                <w:vertAlign w:val="baseline"/>
+                <w:lang w:val="en-US" w:eastAsia="zh-CN"/>
+              </w:rPr>
+            </w:pPr>
+            <w:r>
+              <w:rPr>
+                <w:rFonts w:hint="eastAsia"/>
+                <w:vertAlign w:val="baseline"/>
+                <w:lang w:val="en-US" w:eastAsia="zh-CN"/>
+              </w:rPr>
+              <w:t>×</w:t>
+            </w:r>
+          </w:p>
+        </w:tc>
+        <w:tc>
+          <w:tcPr>
+            <w:tcW w:w="1274" w:type="dxa"/>
+            <w:vAlign w:val="top"/>
+          </w:tcPr>
+          <w:p>
+            <w:pPr>
+              <w:rPr>
+                <w:rFonts w:hint="default"/>
+                <w:vertAlign w:val="baseline"/>
+                <w:lang w:val="en-US" w:eastAsia="zh-CN"/>
+              </w:rPr>
+            </w:pPr>
+            <w:r>
+              <w:rPr>
+                <w:rFonts w:hint="eastAsia"/>
+                <w:vertAlign w:val="baseline"/>
+                <w:lang w:val="en-US" w:eastAsia="zh-CN"/>
+              </w:rPr>
+              <w:t>×</w:t>
+            </w:r>
+          </w:p>
+        </w:tc>
+        <w:tc>
+          <w:tcPr>
+            <w:tcW w:w="1170" w:type="dxa"/>
+            <w:vAlign w:val="top"/>
+          </w:tcPr>
+          <w:p>
+            <w:pPr>
+              <w:rPr>
+                <w:rFonts w:hint="default"/>
+                <w:vertAlign w:val="baseline"/>
+                <w:lang w:val="en-US" w:eastAsia="zh-CN"/>
+              </w:rPr>
+            </w:pPr>
+            <w:r>
+              <w:rPr>
+                <w:rFonts w:hint="eastAsia"/>
+                <w:vertAlign w:val="baseline"/>
+                <w:lang w:val="en-US" w:eastAsia="zh-CN"/>
+              </w:rPr>
+              <w:t>×</w:t>
+            </w:r>
+          </w:p>
+        </w:tc>
+        <w:tc>
+          <w:tcPr>
+            <w:tcW w:w="1264" w:type="dxa"/>
+            <w:vAlign w:val="top"/>
+          </w:tcPr>
+          <w:p>
+            <w:pPr>
+              <w:rPr>
+                <w:rFonts w:hint="default"/>
+                <w:vertAlign w:val="baseline"/>
+                <w:lang w:val="en-US" w:eastAsia="zh-CN"/>
+              </w:rPr>
+            </w:pPr>
+            <w:r>
+              <w:rPr>
+                <w:rFonts w:hint="default"/>
+                <w:vertAlign w:val="baseline"/>
+                <w:lang w:val="en-US" w:eastAsia="zh-CN"/>
+              </w:rPr>
+              <w:t>2G</w:t>
+            </w:r>
+            <w:r>
+              <w:rPr>
+                <w:rFonts w:hint="default"/>
+                <w:lang w:val="en-US" w:eastAsia="zh-CN"/>
+              </w:rPr>
+              <w:t>-CATH</w:t>
+            </w:r>
+          </w:p>
+        </w:tc>
+        <w:tc>
+          <w:tcPr>
+            <w:tcW w:w="1486" w:type="dxa"/>
+            <w:vAlign w:val="top"/>
+          </w:tcPr>
+          <w:p>
+            <w:pPr>
+              <w:rPr>
+                <w:rFonts w:hint="default"/>
+                <w:vertAlign w:val="baseline"/>
+                <w:lang w:val="en-US" w:eastAsia="zh-CN"/>
+              </w:rPr>
+            </w:pPr>
+            <w:r>
+              <w:rPr>
+                <w:rFonts w:hint="eastAsia"/>
+                <w:vertAlign w:val="baseline"/>
+                <w:lang w:val="en-US" w:eastAsia="zh-CN"/>
+              </w:rPr>
+              <w:t>0.778</w:t>
+            </w:r>
+          </w:p>
+        </w:tc>
+      </w:tr>
+      <w:tr>
+        <w:tblPrEx>
+          <w:tblBorders>
+            <w:top w:val="single" w:color="auto" w:sz="4" w:space="0"/>
+            <w:left w:val="single" w:color="auto" w:sz="4" w:space="0"/>
+            <w:bottom w:val="single" w:color="auto" w:sz="4" w:space="0"/>
+            <w:right w:val="single" w:color="auto" w:sz="4" w:space="0"/>
+            <w:insideH w:val="single" w:color="auto" w:sz="4" w:space="0"/>
+            <w:insideV w:val="single" w:color="auto" w:sz="4" w:space="0"/>
+          </w:tblBorders>
+          <w:tblCellMar>
+            <w:top w:w="0" w:type="dxa"/>
+            <w:left w:w="108" w:type="dxa"/>
+            <w:bottom w:w="0" w:type="dxa"/>
+            <w:right w:w="108" w:type="dxa"/>
+          </w:tblCellMar>
+        </w:tblPrEx>
+        <w:tc>
+          <w:tcPr>
+            <w:tcW w:w="1108" w:type="dxa"/>
+            <w:vAlign w:val="top"/>
+          </w:tcPr>
+          <w:p>
+            <w:pPr>
+              <w:rPr>
+                <w:rFonts w:hint="default"/>
+                <w:vertAlign w:val="baseline"/>
+                <w:lang w:val="en-US" w:eastAsia="zh-CN"/>
+              </w:rPr>
+            </w:pPr>
+            <w:r>
+              <w:rPr>
+                <w:rFonts w:hint="eastAsia"/>
+                <w:vertAlign w:val="baseline"/>
+                <w:lang w:val="en-US" w:eastAsia="zh-CN"/>
+              </w:rPr>
+              <w:t>√</w:t>
+            </w:r>
+          </w:p>
+        </w:tc>
+        <w:tc>
+          <w:tcPr>
+            <w:tcW w:w="1110" w:type="dxa"/>
+            <w:vAlign w:val="top"/>
+          </w:tcPr>
+          <w:p>
+            <w:pPr>
+              <w:rPr>
+                <w:rFonts w:hint="default"/>
+                <w:vertAlign w:val="baseline"/>
+                <w:lang w:val="en-US" w:eastAsia="zh-CN"/>
+              </w:rPr>
+            </w:pPr>
+            <w:r>
+              <w:rPr>
+                <w:rFonts w:hint="eastAsia"/>
+                <w:vertAlign w:val="baseline"/>
+                <w:lang w:val="en-US" w:eastAsia="zh-CN"/>
+              </w:rPr>
+              <w:t>√</w:t>
+            </w:r>
+          </w:p>
+        </w:tc>
+        <w:tc>
+          <w:tcPr>
+            <w:tcW w:w="1109" w:type="dxa"/>
+            <w:vAlign w:val="top"/>
+          </w:tcPr>
+          <w:p>
+            <w:pPr>
+              <w:rPr>
+                <w:rFonts w:hint="default"/>
+                <w:vertAlign w:val="baseline"/>
+                <w:lang w:val="en-US" w:eastAsia="zh-CN"/>
+              </w:rPr>
+            </w:pPr>
+            <w:r>
+              <w:rPr>
+                <w:rFonts w:hint="eastAsia"/>
+                <w:vertAlign w:val="baseline"/>
+                <w:lang w:val="en-US" w:eastAsia="zh-CN"/>
+              </w:rPr>
+              <w:t>√</w:t>
+            </w:r>
+          </w:p>
+        </w:tc>
+        <w:tc>
+          <w:tcPr>
+            <w:tcW w:w="1274" w:type="dxa"/>
+            <w:vAlign w:val="top"/>
+          </w:tcPr>
+          <w:p>
+            <w:pPr>
+              <w:rPr>
+                <w:rFonts w:hint="default"/>
+                <w:vertAlign w:val="baseline"/>
+                <w:lang w:val="en-US" w:eastAsia="zh-CN"/>
+              </w:rPr>
+            </w:pPr>
+            <w:r>
+              <w:rPr>
+                <w:rFonts w:hint="eastAsia"/>
+                <w:vertAlign w:val="baseline"/>
+                <w:lang w:val="en-US" w:eastAsia="zh-CN"/>
+              </w:rPr>
+              <w:t>×</w:t>
+            </w:r>
+          </w:p>
+        </w:tc>
+        <w:tc>
+          <w:tcPr>
+            <w:tcW w:w="1170" w:type="dxa"/>
+            <w:vAlign w:val="top"/>
+          </w:tcPr>
+          <w:p>
+            <w:pPr>
+              <w:rPr>
+                <w:rFonts w:hint="default"/>
+                <w:vertAlign w:val="baseline"/>
+                <w:lang w:val="en-US" w:eastAsia="zh-CN"/>
+              </w:rPr>
+            </w:pPr>
+            <w:r>
+              <w:rPr>
+                <w:rFonts w:hint="eastAsia"/>
+                <w:vertAlign w:val="baseline"/>
+                <w:lang w:val="en-US" w:eastAsia="zh-CN"/>
+              </w:rPr>
+              <w:t>×</w:t>
+            </w:r>
+          </w:p>
+        </w:tc>
+        <w:tc>
+          <w:tcPr>
+            <w:tcW w:w="1264" w:type="dxa"/>
+            <w:vAlign w:val="top"/>
+          </w:tcPr>
+          <w:p>
+            <w:pPr>
+              <w:rPr>
+                <w:rFonts w:hint="default"/>
+                <w:vertAlign w:val="baseline"/>
+                <w:lang w:val="en-US" w:eastAsia="zh-CN"/>
+              </w:rPr>
+            </w:pPr>
+            <w:r>
+              <w:rPr>
+                <w:rFonts w:hint="default"/>
+                <w:vertAlign w:val="baseline"/>
+                <w:lang w:val="en-US" w:eastAsia="zh-CN"/>
+              </w:rPr>
+              <w:t>1H</w:t>
+            </w:r>
+            <w:r>
+              <w:rPr>
+                <w:rFonts w:hint="default"/>
+                <w:lang w:val="en-US" w:eastAsia="zh-CN"/>
+              </w:rPr>
+              <w:t>-CATH</w:t>
+            </w:r>
+          </w:p>
+        </w:tc>
+        <w:tc>
+          <w:tcPr>
+            <w:tcW w:w="1486" w:type="dxa"/>
+            <w:vAlign w:val="top"/>
+          </w:tcPr>
+          <w:p>
+            <w:pPr>
+              <w:rPr>
+                <w:rFonts w:hint="default"/>
+                <w:vertAlign w:val="baseline"/>
+                <w:lang w:val="en-US" w:eastAsia="zh-CN"/>
+              </w:rPr>
+            </w:pPr>
+            <w:r>
+              <w:rPr>
+                <w:rFonts w:hint="eastAsia"/>
+                <w:vertAlign w:val="baseline"/>
+                <w:lang w:val="en-US" w:eastAsia="zh-CN"/>
+              </w:rPr>
+              <w:t>0.779</w:t>
+            </w:r>
+          </w:p>
+        </w:tc>
+      </w:tr>
+      <w:tr>
+        <w:tblPrEx>
+          <w:tblBorders>
+            <w:top w:val="single" w:color="auto" w:sz="4" w:space="0"/>
+            <w:left w:val="single" w:color="auto" w:sz="4" w:space="0"/>
+            <w:bottom w:val="single" w:color="auto" w:sz="4" w:space="0"/>
+            <w:right w:val="single" w:color="auto" w:sz="4" w:space="0"/>
+            <w:insideH w:val="single" w:color="auto" w:sz="4" w:space="0"/>
+            <w:insideV w:val="single" w:color="auto" w:sz="4" w:space="0"/>
+          </w:tblBorders>
+          <w:tblCellMar>
+            <w:top w:w="0" w:type="dxa"/>
+            <w:left w:w="108" w:type="dxa"/>
+            <w:bottom w:w="0" w:type="dxa"/>
+            <w:right w:w="108" w:type="dxa"/>
+          </w:tblCellMar>
+        </w:tblPrEx>
+        <w:tc>
+          <w:tcPr>
+            <w:tcW w:w="1108" w:type="dxa"/>
+            <w:vAlign w:val="top"/>
+          </w:tcPr>
+          <w:p>
+            <w:pPr>
+              <w:rPr>
+                <w:rFonts w:hint="default"/>
+                <w:vertAlign w:val="baseline"/>
+                <w:lang w:val="en-US" w:eastAsia="zh-CN"/>
+              </w:rPr>
+            </w:pPr>
+            <w:r>
+              <w:rPr>
+                <w:rFonts w:hint="eastAsia"/>
+                <w:vertAlign w:val="baseline"/>
+                <w:lang w:val="en-US" w:eastAsia="zh-CN"/>
+              </w:rPr>
+              <w:t>√</w:t>
+            </w:r>
+          </w:p>
+        </w:tc>
+        <w:tc>
+          <w:tcPr>
+            <w:tcW w:w="1110" w:type="dxa"/>
+            <w:vAlign w:val="top"/>
+          </w:tcPr>
+          <w:p>
+            <w:pPr>
+              <w:rPr>
+                <w:rFonts w:hint="default"/>
+                <w:vertAlign w:val="baseline"/>
+                <w:lang w:val="en-US" w:eastAsia="zh-CN"/>
+              </w:rPr>
+            </w:pPr>
+            <w:r>
+              <w:rPr>
+                <w:rFonts w:hint="eastAsia"/>
+                <w:vertAlign w:val="baseline"/>
+                <w:lang w:val="en-US" w:eastAsia="zh-CN"/>
+              </w:rPr>
+              <w:t>√</w:t>
+            </w:r>
+          </w:p>
+        </w:tc>
+        <w:tc>
+          <w:tcPr>
+            <w:tcW w:w="1109" w:type="dxa"/>
+            <w:vAlign w:val="top"/>
+          </w:tcPr>
+          <w:p>
+            <w:pPr>
+              <w:rPr>
+                <w:rFonts w:hint="default"/>
+                <w:vertAlign w:val="baseline"/>
+                <w:lang w:val="en-US" w:eastAsia="zh-CN"/>
+              </w:rPr>
+            </w:pPr>
+            <w:r>
+              <w:rPr>
+                <w:rFonts w:hint="eastAsia"/>
+                <w:vertAlign w:val="baseline"/>
+                <w:lang w:val="en-US" w:eastAsia="zh-CN"/>
+              </w:rPr>
+              <w:t>√</w:t>
+            </w:r>
+          </w:p>
+        </w:tc>
+        <w:tc>
+          <w:tcPr>
+            <w:tcW w:w="1274" w:type="dxa"/>
+            <w:vAlign w:val="top"/>
+          </w:tcPr>
+          <w:p>
+            <w:pPr>
+              <w:rPr>
+                <w:rFonts w:hint="default"/>
+                <w:vertAlign w:val="baseline"/>
+                <w:lang w:val="en-US" w:eastAsia="zh-CN"/>
+              </w:rPr>
+            </w:pPr>
+            <w:r>
+              <w:rPr>
+                <w:rFonts w:hint="eastAsia"/>
+                <w:vertAlign w:val="baseline"/>
+                <w:lang w:val="en-US" w:eastAsia="zh-CN"/>
+              </w:rPr>
+              <w:t>√</w:t>
+            </w:r>
+          </w:p>
+        </w:tc>
+        <w:tc>
+          <w:tcPr>
+            <w:tcW w:w="1170" w:type="dxa"/>
+            <w:vAlign w:val="top"/>
+          </w:tcPr>
+          <w:p>
+            <w:pPr>
+              <w:rPr>
+                <w:rFonts w:hint="default"/>
+                <w:vertAlign w:val="baseline"/>
+                <w:lang w:val="en-US" w:eastAsia="zh-CN"/>
+              </w:rPr>
+            </w:pPr>
+            <w:r>
+              <w:rPr>
+                <w:rFonts w:hint="eastAsia"/>
+                <w:vertAlign w:val="baseline"/>
+                <w:lang w:val="en-US" w:eastAsia="zh-CN"/>
+              </w:rPr>
+              <w:t>×</w:t>
+            </w:r>
+          </w:p>
+        </w:tc>
+        <w:tc>
+          <w:tcPr>
+            <w:tcW w:w="1264" w:type="dxa"/>
+            <w:vAlign w:val="top"/>
+          </w:tcPr>
+          <w:p>
+            <w:pPr>
+              <w:rPr>
+                <w:rFonts w:hint="default"/>
+                <w:vertAlign w:val="baseline"/>
+                <w:lang w:val="en-US" w:eastAsia="zh-CN"/>
+              </w:rPr>
+            </w:pPr>
+            <w:r>
+              <w:rPr>
+                <w:rFonts w:hint="default"/>
+                <w:vertAlign w:val="baseline"/>
+                <w:lang w:val="en-US" w:eastAsia="zh-CN"/>
+              </w:rPr>
+              <w:t>1I</w:t>
+            </w:r>
+            <w:r>
+              <w:rPr>
+                <w:rFonts w:hint="default"/>
+                <w:lang w:val="en-US" w:eastAsia="zh-CN"/>
+              </w:rPr>
+              <w:t>-CATH</w:t>
+            </w:r>
+          </w:p>
+        </w:tc>
+        <w:tc>
+          <w:tcPr>
+            <w:tcW w:w="1486" w:type="dxa"/>
+            <w:vAlign w:val="top"/>
+          </w:tcPr>
+          <w:p>
+            <w:pPr>
+              <w:rPr>
+                <w:rFonts w:hint="default"/>
+                <w:vertAlign w:val="baseline"/>
+                <w:lang w:val="en-US" w:eastAsia="zh-CN"/>
+              </w:rPr>
+            </w:pPr>
+            <w:r>
+              <w:rPr>
+                <w:rFonts w:hint="eastAsia"/>
+                <w:vertAlign w:val="baseline"/>
+                <w:lang w:val="en-US" w:eastAsia="zh-CN"/>
+              </w:rPr>
+              <w:t>0.787</w:t>
+            </w:r>
+          </w:p>
+        </w:tc>
+      </w:tr>
+      <w:tr>
+        <w:tblPrEx>
+          <w:tblBorders>
+            <w:top w:val="single" w:color="auto" w:sz="4" w:space="0"/>
+            <w:left w:val="single" w:color="auto" w:sz="4" w:space="0"/>
+            <w:bottom w:val="single" w:color="auto" w:sz="4" w:space="0"/>
+            <w:right w:val="single" w:color="auto" w:sz="4" w:space="0"/>
+            <w:insideH w:val="single" w:color="auto" w:sz="4" w:space="0"/>
+            <w:insideV w:val="single" w:color="auto" w:sz="4" w:space="0"/>
+          </w:tblBorders>
+          <w:tblCellMar>
+            <w:top w:w="0" w:type="dxa"/>
+            <w:left w:w="108" w:type="dxa"/>
+            <w:bottom w:w="0" w:type="dxa"/>
+            <w:right w:w="108" w:type="dxa"/>
+          </w:tblCellMar>
+        </w:tblPrEx>
+        <w:tc>
+          <w:tcPr>
+            <w:tcW w:w="1108" w:type="dxa"/>
+            <w:vAlign w:val="top"/>
+          </w:tcPr>
+          <w:p>
+            <w:pPr>
+              <w:rPr>
+                <w:rFonts w:hint="default"/>
+                <w:vertAlign w:val="baseline"/>
+                <w:lang w:val="en-US" w:eastAsia="zh-CN"/>
+              </w:rPr>
+            </w:pPr>
+            <w:r>
+              <w:rPr>
+                <w:rFonts w:hint="eastAsia"/>
+                <w:b/>
+                <w:bCs/>
+                <w:vertAlign w:val="baseline"/>
+                <w:lang w:val="en-US" w:eastAsia="zh-CN"/>
+              </w:rPr>
+              <w:t>√</w:t>
+            </w:r>
+          </w:p>
+        </w:tc>
+        <w:tc>
+          <w:tcPr>
+            <w:tcW w:w="1110" w:type="dxa"/>
+            <w:vAlign w:val="top"/>
+          </w:tcPr>
+          <w:p>
+            <w:pPr>
+              <w:rPr>
+                <w:rFonts w:hint="default"/>
+                <w:vertAlign w:val="baseline"/>
+                <w:lang w:val="en-US" w:eastAsia="zh-CN"/>
+              </w:rPr>
+            </w:pPr>
+            <w:r>
+              <w:rPr>
+                <w:rFonts w:hint="eastAsia"/>
+                <w:b/>
+                <w:bCs/>
+                <w:vertAlign w:val="baseline"/>
+                <w:lang w:val="en-US" w:eastAsia="zh-CN"/>
+              </w:rPr>
+              <w:t>√</w:t>
+            </w:r>
+          </w:p>
+        </w:tc>
+        <w:tc>
+          <w:tcPr>
+            <w:tcW w:w="1109" w:type="dxa"/>
+            <w:vAlign w:val="top"/>
+          </w:tcPr>
+          <w:p>
+            <w:pPr>
+              <w:rPr>
+                <w:rFonts w:hint="default"/>
+                <w:vertAlign w:val="baseline"/>
+                <w:lang w:val="en-US" w:eastAsia="zh-CN"/>
+              </w:rPr>
+            </w:pPr>
+            <w:r>
+              <w:rPr>
+                <w:rFonts w:hint="eastAsia"/>
+                <w:b/>
+                <w:bCs/>
+                <w:vertAlign w:val="baseline"/>
+                <w:lang w:val="en-US" w:eastAsia="zh-CN"/>
+              </w:rPr>
+              <w:t>√</w:t>
+            </w:r>
+          </w:p>
+        </w:tc>
+        <w:tc>
+          <w:tcPr>
+            <w:tcW w:w="1274" w:type="dxa"/>
+            <w:vAlign w:val="top"/>
+          </w:tcPr>
+          <w:p>
+            <w:pPr>
+              <w:rPr>
+                <w:rFonts w:hint="default"/>
+                <w:vertAlign w:val="baseline"/>
+                <w:lang w:val="en-US" w:eastAsia="zh-CN"/>
+              </w:rPr>
+            </w:pPr>
+            <w:r>
+              <w:rPr>
+                <w:rFonts w:hint="eastAsia"/>
+                <w:b/>
+                <w:bCs/>
+                <w:vertAlign w:val="baseline"/>
+                <w:lang w:val="en-US" w:eastAsia="zh-CN"/>
+              </w:rPr>
+              <w:t>√</w:t>
+            </w:r>
+          </w:p>
+        </w:tc>
+        <w:tc>
+          <w:tcPr>
+            <w:tcW w:w="1170" w:type="dxa"/>
+            <w:vAlign w:val="top"/>
+          </w:tcPr>
+          <w:p>
+            <w:pPr>
+              <w:rPr>
+                <w:rFonts w:hint="default"/>
+                <w:vertAlign w:val="baseline"/>
+                <w:lang w:val="en-US" w:eastAsia="zh-CN"/>
+              </w:rPr>
+            </w:pPr>
+            <w:r>
+              <w:rPr>
+                <w:rFonts w:hint="eastAsia"/>
+                <w:b/>
+                <w:bCs/>
+                <w:vertAlign w:val="baseline"/>
+                <w:lang w:val="en-US" w:eastAsia="zh-CN"/>
+              </w:rPr>
+              <w:t>√</w:t>
+            </w:r>
+          </w:p>
+        </w:tc>
+        <w:tc>
+          <w:tcPr>
+            <w:tcW w:w="1264" w:type="dxa"/>
+            <w:vAlign w:val="top"/>
+          </w:tcPr>
+          <w:p>
+            <w:pPr>
+              <w:rPr>
+                <w:rFonts w:hint="default"/>
+                <w:vertAlign w:val="baseline"/>
+                <w:lang w:val="en-US" w:eastAsia="zh-CN"/>
+              </w:rPr>
+            </w:pPr>
+            <w:r>
+              <w:rPr>
+                <w:rFonts w:hint="default"/>
+                <w:vertAlign w:val="baseline"/>
+                <w:lang w:val="en-US" w:eastAsia="zh-CN"/>
+              </w:rPr>
+              <w:t>1I2</w:t>
+            </w:r>
+            <w:r>
+              <w:rPr>
+                <w:rFonts w:hint="default"/>
+                <w:lang w:val="en-US" w:eastAsia="zh-CN"/>
+              </w:rPr>
+              <w:t>-CATH</w:t>
+            </w:r>
+          </w:p>
+        </w:tc>
+        <w:tc>
+          <w:tcPr>
+            <w:tcW w:w="1486" w:type="dxa"/>
+            <w:vAlign w:val="top"/>
+          </w:tcPr>
+          <w:p>
+            <w:pPr>
+              <w:rPr>
+                <w:rFonts w:hint="default"/>
+                <w:vertAlign w:val="baseline"/>
+                <w:lang w:val="en-US" w:eastAsia="zh-CN"/>
+              </w:rPr>
+            </w:pPr>
+            <w:r>
+              <w:rPr>
+                <w:rFonts w:hint="eastAsia"/>
+                <w:vertAlign w:val="baseline"/>
+                <w:lang w:val="en-US" w:eastAsia="zh-CN"/>
+              </w:rPr>
+              <w:t>0.795</w:t>
+            </w:r>
+          </w:p>
+        </w:tc>
+      </w:tr>
+    </w:tbl>
+    <w:p>
+      <w:pPr>
+        <w:rPr>
+          <w:rFonts w:hint="default"/>
+          <w:lang w:val="en-US" w:eastAsia="zh-CN"/>
+        </w:rPr>
+      </w:pPr>
+      <w:bookmarkStart w:id="0" w:name="_GoBack"/>
+      <w:bookmarkEnd w:id="0"/>
     </w:p>
     <w:sectPr>
       <w:pgSz w:w="11906" w:h="16838"/>
